--- a/report_assets/KHCN templates/Phương án sử dụng vốn/2268.01E PASDV vay von ngan han hạn mức.docx
+++ b/report_assets/KHCN templates/Phương án sử dụng vốn/2268.01E PASDV vay von ngan han hạn mức.docx
@@ -135,7 +135,7 @@
           </mc:Choice>
           <mc:Fallback>
             <w:pict>
-              <v:line w14:anchorId="39DA9DFA" id="Straight Connector 28" o:spid="_x0000_s1026" style="position:absolute;z-index:251660288;visibility:visible;mso-wrap-style:square;mso-width-percent:0;mso-height-percent:0;mso-wrap-distance-left:9pt;mso-wrap-distance-top:0;mso-wrap-distance-right:9pt;mso-wrap-distance-bottom:0;mso-position-horizontal:center;mso-position-horizontal-relative:margin;mso-position-vertical:absolute;mso-position-vertical-relative:text;mso-width-percent:0;mso-height-percent:0;mso-width-relative:page;mso-height-relative:page" from="0,2.2pt" to="155.9pt,2.2pt" o:gfxdata="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">
+              <v:line w14:anchorId="53E494EB" id="Straight Connector 28" o:spid="_x0000_s1026" style="position:absolute;z-index:251660288;visibility:visible;mso-wrap-style:square;mso-width-percent:0;mso-height-percent:0;mso-wrap-distance-left:9pt;mso-wrap-distance-top:0;mso-wrap-distance-right:9pt;mso-wrap-distance-bottom:0;mso-position-horizontal:center;mso-position-horizontal-relative:margin;mso-position-vertical:absolute;mso-position-vertical-relative:text;mso-width-percent:0;mso-height-percent:0;mso-width-relative:page;mso-height-relative:page" from="0,2.2pt" to="155.9pt,2.2pt" o:gfxdata="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">
                 <w10:wrap anchorx="margin"/>
               </v:line>
             </w:pict>
@@ -278,476 +278,423 @@
         <w:t>I. Thông tin chung về khách hàng</w:t>
       </w:r>
     </w:p>
-    <w:tbl>
-      <w:tblPr>
-        <w:tblStyle w:val="TableGrid111"/>
-        <w:tblW w:w="0" w:type="auto"/>
-        <w:tblInd w:w="-601" w:type="dxa"/>
-        <w:tblBorders>
-          <w:top w:val="none" w:sz="0" w:space="0" w:color="auto"/>
-          <w:left w:val="none" w:sz="0" w:space="0" w:color="auto"/>
-          <w:bottom w:val="none" w:sz="0" w:space="0" w:color="auto"/>
-          <w:right w:val="none" w:sz="0" w:space="0" w:color="auto"/>
-          <w:insideH w:val="none" w:sz="0" w:space="0" w:color="auto"/>
-          <w:insideV w:val="none" w:sz="0" w:space="0" w:color="auto"/>
-        </w:tblBorders>
-        <w:tblLayout w:type="fixed"/>
-        <w:tblLook w:val="04A0" w:firstRow="1" w:lastRow="0" w:firstColumn="1" w:lastColumn="0" w:noHBand="0" w:noVBand="1"/>
-      </w:tblPr>
-      <w:tblGrid>
-        <w:gridCol w:w="597"/>
-        <w:gridCol w:w="9858"/>
-      </w:tblGrid>
-      <w:tr>
-        <w:tc>
-          <w:tcPr>
-            <w:tcW w:w="597" w:type="dxa"/>
-          </w:tcPr>
-          <w:p>
-            <w:pPr>
-              <w:spacing w:after="0" w:line="276" w:lineRule="auto"/>
-              <w:ind w:firstLine="567"/>
-              <w:jc w:val="both"/>
-              <w:rPr>
-                <w:rFonts w:eastAsia="Times New Roman"/>
-                <w:color w:val="FFFFFF"/>
-                <w:sz w:val="20"/>
-                <w:lang w:val="es-MX"/>
-              </w:rPr>
-            </w:pPr>
-            <w:r>
-              <w:rPr>
-                <w:rFonts w:eastAsia="Times New Roman"/>
-                <w:color w:val="FFFFFF"/>
-                <w:sz w:val="20"/>
-                <w:lang w:val="es-MX"/>
-              </w:rPr>
-              <w:t>[TV.STT]</w:t>
-            </w:r>
-          </w:p>
-        </w:tc>
-        <w:tc>
-          <w:tcPr>
-            <w:tcW w:w="9858" w:type="dxa"/>
-          </w:tcPr>
-          <w:p>
-            <w:pPr>
-              <w:spacing w:after="0" w:line="276" w:lineRule="auto"/>
-              <w:ind w:firstLine="567"/>
-              <w:jc w:val="both"/>
-              <w:rPr>
-                <w:rFonts w:eastAsia="Times New Roman"/>
-                <w:b/>
-                <w:bCs/>
-                <w:szCs w:val="26"/>
-                <w:lang w:val="es-MX"/>
-              </w:rPr>
-            </w:pPr>
-            <w:r>
-              <w:rPr>
-                <w:rFonts w:eastAsia="Times New Roman"/>
-                <w:b/>
-                <w:szCs w:val="26"/>
-                <w:lang w:val="en-AU"/>
-              </w:rPr>
-              <w:t>[TV.STT]. [TV.Danh xưng]:</w:t>
-            </w:r>
-            <w:r>
-              <w:rPr>
-                <w:rFonts w:eastAsia="Times New Roman"/>
-                <w:szCs w:val="26"/>
-                <w:lang w:val="en-AU"/>
-              </w:rPr>
-              <w:t xml:space="preserve"> </w:t>
-            </w:r>
-            <w:r>
-              <w:rPr>
-                <w:rFonts w:eastAsia="Times New Roman"/>
-                <w:b/>
-                <w:szCs w:val="26"/>
-                <w:lang w:val="en-AU"/>
-              </w:rPr>
-              <w:t>[TV.Họ và tên]</w:t>
-            </w:r>
-            <w:r>
-              <w:rPr>
-                <w:rFonts w:eastAsia="Times New Roman"/>
-                <w:szCs w:val="26"/>
-                <w:lang w:val="en-AU"/>
-              </w:rPr>
-              <w:t>.</w:t>
-            </w:r>
-            <w:r>
-              <w:rPr>
-                <w:rFonts w:eastAsia="Times New Roman"/>
-                <w:b/>
-                <w:szCs w:val="26"/>
-                <w:lang w:val="en-AU"/>
-              </w:rPr>
-              <w:t xml:space="preserve"> </w:t>
-            </w:r>
-            <w:r>
-              <w:rPr>
-                <w:rFonts w:eastAsia="Times New Roman"/>
-                <w:szCs w:val="26"/>
-                <w:lang w:val="es-MX"/>
-              </w:rPr>
-              <w:t>Sinh năm:</w:t>
-            </w:r>
-            <w:r>
-              <w:rPr>
-                <w:rFonts w:eastAsia="Times New Roman"/>
-                <w:b/>
-                <w:szCs w:val="26"/>
-                <w:lang w:val="es-MX"/>
-              </w:rPr>
-              <w:t xml:space="preserve"> </w:t>
-            </w:r>
-            <w:r>
-              <w:rPr>
-                <w:rFonts w:eastAsia="Times New Roman"/>
-                <w:szCs w:val="26"/>
-                <w:lang w:val="en-AU"/>
-              </w:rPr>
-              <w:t>[TV.Năm sinh]</w:t>
-            </w:r>
-          </w:p>
-          <w:p>
-            <w:pPr>
-              <w:spacing w:after="0" w:line="276" w:lineRule="auto"/>
-              <w:ind w:firstLine="567"/>
-              <w:jc w:val="both"/>
-              <w:rPr>
-                <w:rFonts w:eastAsia="Times New Roman"/>
-                <w:szCs w:val="26"/>
-                <w:lang w:val="es-MX"/>
-              </w:rPr>
-            </w:pPr>
-            <w:r>
-              <w:rPr>
-                <w:rFonts w:eastAsia="Times New Roman"/>
-                <w:szCs w:val="26"/>
-                <w:lang w:val="es-MX"/>
-              </w:rPr>
-              <w:t xml:space="preserve">[TV.Loại giấy tờ tùy thân] số: </w:t>
-            </w:r>
-            <w:r>
-              <w:rPr>
-                <w:rFonts w:eastAsia="Times New Roman"/>
-                <w:b/>
-                <w:szCs w:val="26"/>
-                <w:lang w:val="es-MX"/>
-              </w:rPr>
-              <w:t xml:space="preserve">[TV.CMND] </w:t>
-            </w:r>
-            <w:r>
-              <w:rPr>
-                <w:rFonts w:eastAsia="Times New Roman"/>
-                <w:szCs w:val="26"/>
-                <w:lang w:val="es-MX"/>
-              </w:rPr>
-              <w:t>cấp ngày [TV.Ngày cấp]. Nơi cấp: [TV.Nơi cấp]</w:t>
-            </w:r>
-          </w:p>
-          <w:p>
-            <w:pPr>
-              <w:spacing w:after="0" w:line="276" w:lineRule="auto"/>
-              <w:ind w:firstLine="567"/>
-              <w:jc w:val="both"/>
-              <w:rPr>
-                <w:rFonts w:eastAsia="Times New Roman"/>
-                <w:szCs w:val="26"/>
-                <w:lang w:val="es-MX"/>
-              </w:rPr>
-            </w:pPr>
-            <w:r>
-              <w:rPr>
-                <w:rFonts w:eastAsia="Times New Roman"/>
-                <w:szCs w:val="26"/>
-                <w:lang w:val="es-MX"/>
-              </w:rPr>
-              <w:t>Số CMND [TV.CMND cũ]</w:t>
-            </w:r>
-          </w:p>
-          <w:p>
-            <w:pPr>
-              <w:spacing w:after="0" w:line="276" w:lineRule="auto"/>
-              <w:ind w:firstLine="567"/>
-              <w:jc w:val="both"/>
-              <w:rPr>
-                <w:rFonts w:eastAsia="Times New Roman"/>
-                <w:szCs w:val="26"/>
-                <w:lang w:val="es-MX"/>
-              </w:rPr>
-            </w:pPr>
-            <w:r>
-              <w:rPr>
-                <w:rFonts w:eastAsia="Times New Roman"/>
-                <w:szCs w:val="26"/>
-                <w:lang w:val="es-MX"/>
-              </w:rPr>
-              <w:t>Nơi cư trú: [</w:t>
-            </w:r>
-            <w:r>
-              <w:rPr>
-                <w:rFonts w:eastAsia="Times New Roman"/>
-                <w:szCs w:val="26"/>
-                <w:lang w:val="es-MX"/>
-              </w:rPr>
-              <w:t>TV.Địa chỉ hiện tại</w:t>
-            </w:r>
-            <w:r>
-              <w:rPr>
-                <w:rFonts w:eastAsia="Times New Roman"/>
-                <w:szCs w:val="26"/>
-                <w:lang w:val="es-MX"/>
-              </w:rPr>
-              <w:t>]</w:t>
-            </w:r>
-          </w:p>
-          <w:p>
-            <w:pPr>
-              <w:spacing w:after="0" w:line="276" w:lineRule="auto"/>
-              <w:ind w:firstLine="567"/>
-              <w:jc w:val="both"/>
-              <w:rPr>
-                <w:rFonts w:eastAsia="Times New Roman"/>
-                <w:szCs w:val="26"/>
-                <w:lang w:val="es-MX"/>
-              </w:rPr>
-            </w:pPr>
-            <w:r>
-              <w:rPr>
-                <w:rFonts w:eastAsia="Times New Roman"/>
-                <w:szCs w:val="26"/>
-                <w:lang w:val="es-MX"/>
-              </w:rPr>
-              <w:t>Số điện thoại: [TV.Số điện thoại]</w:t>
-            </w:r>
-          </w:p>
-        </w:tc>
-      </w:tr>
-      <w:tr>
-        <w:tc>
-          <w:tcPr>
-            <w:tcW w:w="597" w:type="dxa"/>
-          </w:tcPr>
-          <w:p>
-            <w:pPr>
-              <w:spacing w:after="0" w:line="276" w:lineRule="auto"/>
-              <w:ind w:firstLine="567"/>
-              <w:jc w:val="both"/>
-              <w:rPr>
-                <w:rFonts w:eastAsia="Times New Roman"/>
-                <w:color w:val="FFFFFF"/>
-                <w:sz w:val="20"/>
-                <w:lang w:val="es-MX"/>
-              </w:rPr>
-            </w:pPr>
-          </w:p>
-        </w:tc>
-        <w:tc>
-          <w:tcPr>
-            <w:tcW w:w="9858" w:type="dxa"/>
-          </w:tcPr>
-          <w:p>
-            <w:pPr>
-              <w:spacing w:after="0" w:line="276" w:lineRule="auto"/>
-              <w:ind w:firstLine="567"/>
-              <w:jc w:val="both"/>
-              <w:rPr>
-                <w:rFonts w:eastAsia="Times New Roman"/>
-                <w:b/>
-                <w:bCs/>
-                <w:szCs w:val="26"/>
-                <w:lang w:val="es-MX"/>
-              </w:rPr>
-            </w:pPr>
-            <w:r>
-              <w:rPr>
-                <w:rFonts w:eastAsia="Times New Roman"/>
-                <w:b/>
-                <w:szCs w:val="26"/>
-                <w:lang w:val="en-AU"/>
-              </w:rPr>
-              <w:t>[TV.NEXT1]. [Danh xưng]:</w:t>
-            </w:r>
-            <w:r>
-              <w:rPr>
-                <w:rFonts w:eastAsia="Times New Roman"/>
-                <w:szCs w:val="26"/>
-                <w:lang w:val="en-AU"/>
-              </w:rPr>
-              <w:t xml:space="preserve"> </w:t>
-            </w:r>
-            <w:r>
-              <w:rPr>
-                <w:rFonts w:eastAsia="Times New Roman"/>
-                <w:b/>
-                <w:szCs w:val="26"/>
-                <w:lang w:val="en-AU"/>
-              </w:rPr>
-              <w:t>[Tên khách hàng]</w:t>
-            </w:r>
-            <w:r>
-              <w:rPr>
-                <w:rFonts w:eastAsia="Times New Roman"/>
-                <w:szCs w:val="26"/>
-                <w:lang w:val="en-AU"/>
-              </w:rPr>
-              <w:t>.</w:t>
-            </w:r>
-            <w:r>
-              <w:rPr>
-                <w:rFonts w:eastAsia="Times New Roman"/>
-                <w:b/>
-                <w:szCs w:val="26"/>
-                <w:lang w:val="en-AU"/>
-              </w:rPr>
-              <w:t xml:space="preserve"> </w:t>
-            </w:r>
-            <w:r>
-              <w:rPr>
-                <w:rFonts w:eastAsia="Times New Roman"/>
-                <w:szCs w:val="26"/>
-                <w:lang w:val="es-MX"/>
-              </w:rPr>
-              <w:t>Sinh năm:</w:t>
-            </w:r>
-            <w:r>
-              <w:rPr>
-                <w:rFonts w:eastAsia="Times New Roman"/>
-                <w:b/>
-                <w:szCs w:val="26"/>
-                <w:lang w:val="es-MX"/>
-              </w:rPr>
-              <w:t xml:space="preserve"> </w:t>
-            </w:r>
-            <w:r>
-              <w:rPr>
-                <w:rFonts w:eastAsia="Times New Roman"/>
-                <w:szCs w:val="26"/>
-                <w:lang w:val="en-AU"/>
-              </w:rPr>
-              <w:t>[Năm sinh]</w:t>
-            </w:r>
-          </w:p>
-          <w:p>
-            <w:pPr>
-              <w:spacing w:after="0" w:line="276" w:lineRule="auto"/>
-              <w:ind w:firstLine="567"/>
-              <w:jc w:val="both"/>
-              <w:rPr>
-                <w:rFonts w:eastAsia="Times New Roman"/>
-                <w:szCs w:val="26"/>
-                <w:lang w:val="pt-BR"/>
-              </w:rPr>
-            </w:pPr>
-            <w:r>
-              <w:rPr>
-                <w:rFonts w:eastAsia="Times New Roman"/>
-                <w:szCs w:val="26"/>
-                <w:lang w:val="pt-BR"/>
-              </w:rPr>
-              <w:t xml:space="preserve">[Loại giấy tờ tùy thân] số: </w:t>
-            </w:r>
-            <w:r>
-              <w:rPr>
-                <w:rFonts w:eastAsia="Times New Roman"/>
-                <w:b/>
-                <w:szCs w:val="26"/>
-                <w:lang w:val="pt-BR"/>
-              </w:rPr>
-              <w:t>[CMND]</w:t>
-            </w:r>
-            <w:r>
-              <w:rPr>
-                <w:rFonts w:eastAsia="Times New Roman"/>
-                <w:szCs w:val="26"/>
-                <w:lang w:val="pt-BR"/>
-              </w:rPr>
-              <w:t xml:space="preserve"> cấp ngày [Ngày cấp]. Nơi cấp: [Nơi cấp]</w:t>
-            </w:r>
-          </w:p>
-          <w:p>
-            <w:pPr>
-              <w:spacing w:after="0" w:line="276" w:lineRule="auto"/>
-              <w:ind w:firstLine="567"/>
-              <w:jc w:val="both"/>
-              <w:rPr>
-                <w:rFonts w:eastAsia="Times New Roman"/>
-                <w:szCs w:val="26"/>
-                <w:lang w:val="pt-BR"/>
-              </w:rPr>
-            </w:pPr>
-            <w:r>
-              <w:rPr>
-                <w:rFonts w:eastAsia="Times New Roman"/>
-                <w:szCs w:val="26"/>
-                <w:lang w:val="es-MX"/>
-              </w:rPr>
-              <w:t>Số CMND [CMND cũ]</w:t>
-            </w:r>
-          </w:p>
-          <w:p>
-            <w:pPr>
-              <w:spacing w:after="0" w:line="276" w:lineRule="auto"/>
-              <w:ind w:firstLine="567"/>
-              <w:jc w:val="both"/>
-              <w:rPr>
-                <w:rFonts w:eastAsia="Times New Roman"/>
-                <w:szCs w:val="26"/>
-                <w:lang w:val="es-MX"/>
-              </w:rPr>
-            </w:pPr>
-            <w:r>
-              <w:rPr>
-                <w:rFonts w:eastAsia="Times New Roman"/>
-                <w:szCs w:val="26"/>
-                <w:lang w:val="es-MX"/>
-              </w:rPr>
-              <w:t>Nơi cư trú: [Địa chỉ]</w:t>
-            </w:r>
-          </w:p>
-          <w:p>
-            <w:pPr>
-              <w:spacing w:after="0" w:line="276" w:lineRule="auto"/>
-              <w:ind w:firstLine="567"/>
-              <w:jc w:val="both"/>
-              <w:rPr>
-                <w:rFonts w:eastAsia="Times New Roman"/>
-                <w:szCs w:val="26"/>
-                <w:lang w:val="es-MX"/>
-              </w:rPr>
-            </w:pPr>
-            <w:r>
-              <w:rPr>
-                <w:rFonts w:eastAsia="Times New Roman"/>
-                <w:szCs w:val="26"/>
-                <w:lang w:val="es-MX"/>
-              </w:rPr>
-              <w:t xml:space="preserve">Số điện </w:t>
-            </w:r>
-            <w:r>
-              <w:rPr>
-                <w:rFonts w:eastAsia="Times New Roman"/>
-                <w:szCs w:val="26"/>
-                <w:lang w:val="pt-BR"/>
-              </w:rPr>
-              <w:t>thoại</w:t>
-            </w:r>
-            <w:r>
-              <w:rPr>
-                <w:rFonts w:eastAsia="Times New Roman"/>
-                <w:szCs w:val="26"/>
-                <w:lang w:val="es-MX"/>
-              </w:rPr>
-              <w:t>: [Số điện thoại];</w:t>
-            </w:r>
-          </w:p>
-        </w:tc>
-      </w:tr>
-    </w:tbl>
+    <w:p>
+      <w:pPr>
+        <w:spacing w:after="0" w:line="276" w:lineRule="auto"/>
+        <w:ind w:firstLine="567"/>
+        <w:jc w:val="both"/>
+        <w:rPr>
+          <w:rFonts w:asciiTheme="majorHAnsi" w:eastAsia="Times New Roman" w:hAnsiTheme="majorHAnsi" w:cstheme="majorHAnsi"/>
+          <w:b/>
+          <w:bCs/>
+          <w:sz w:val="26"/>
+          <w:szCs w:val="26"/>
+          <w:lang w:val="es-MX"/>
+        </w:rPr>
+      </w:pPr>
+      <w:r>
+        <w:rPr>
+          <w:rFonts w:asciiTheme="majorHAnsi" w:eastAsia="Times New Roman" w:hAnsiTheme="majorHAnsi" w:cstheme="majorHAnsi"/>
+          <w:b/>
+          <w:sz w:val="26"/>
+          <w:szCs w:val="26"/>
+          <w:lang w:val="en-AU"/>
+        </w:rPr>
+        <w:t>[Danh xưng]:</w:t>
+      </w:r>
+      <w:r>
+        <w:rPr>
+          <w:rFonts w:asciiTheme="majorHAnsi" w:eastAsia="Times New Roman" w:hAnsiTheme="majorHAnsi" w:cstheme="majorHAnsi"/>
+          <w:sz w:val="26"/>
+          <w:szCs w:val="26"/>
+          <w:lang w:val="en-AU"/>
+        </w:rPr>
+        <w:t xml:space="preserve"> </w:t>
+      </w:r>
+      <w:r>
+        <w:rPr>
+          <w:rFonts w:asciiTheme="majorHAnsi" w:eastAsia="Times New Roman" w:hAnsiTheme="majorHAnsi" w:cstheme="majorHAnsi"/>
+          <w:b/>
+          <w:sz w:val="26"/>
+          <w:szCs w:val="26"/>
+          <w:lang w:val="en-AU"/>
+        </w:rPr>
+        <w:t>[Tên khách hàng]</w:t>
+      </w:r>
+      <w:r>
+        <w:rPr>
+          <w:rFonts w:asciiTheme="majorHAnsi" w:eastAsia="Times New Roman" w:hAnsiTheme="majorHAnsi" w:cstheme="majorHAnsi"/>
+          <w:sz w:val="26"/>
+          <w:szCs w:val="26"/>
+          <w:lang w:val="en-AU"/>
+        </w:rPr>
+        <w:t>.</w:t>
+      </w:r>
+      <w:r>
+        <w:rPr>
+          <w:rFonts w:asciiTheme="majorHAnsi" w:eastAsia="Times New Roman" w:hAnsiTheme="majorHAnsi" w:cstheme="majorHAnsi"/>
+          <w:b/>
+          <w:sz w:val="26"/>
+          <w:szCs w:val="26"/>
+          <w:lang w:val="en-AU"/>
+        </w:rPr>
+        <w:t xml:space="preserve"> </w:t>
+      </w:r>
+      <w:r>
+        <w:rPr>
+          <w:rFonts w:asciiTheme="majorHAnsi" w:eastAsia="Times New Roman" w:hAnsiTheme="majorHAnsi" w:cstheme="majorHAnsi"/>
+          <w:sz w:val="26"/>
+          <w:szCs w:val="26"/>
+          <w:lang w:val="es-MX"/>
+        </w:rPr>
+        <w:t>Sinh năm:</w:t>
+      </w:r>
+      <w:r>
+        <w:rPr>
+          <w:rFonts w:asciiTheme="majorHAnsi" w:eastAsia="Times New Roman" w:hAnsiTheme="majorHAnsi" w:cstheme="majorHAnsi"/>
+          <w:b/>
+          <w:sz w:val="26"/>
+          <w:szCs w:val="26"/>
+          <w:lang w:val="es-MX"/>
+        </w:rPr>
+        <w:t xml:space="preserve"> </w:t>
+      </w:r>
+      <w:r>
+        <w:rPr>
+          <w:rFonts w:asciiTheme="majorHAnsi" w:eastAsia="Times New Roman" w:hAnsiTheme="majorHAnsi" w:cstheme="majorHAnsi"/>
+          <w:sz w:val="26"/>
+          <w:szCs w:val="26"/>
+          <w:lang w:val="en-AU"/>
+        </w:rPr>
+        <w:t>[Năm sinh]</w:t>
+      </w:r>
+    </w:p>
+    <w:p>
+      <w:pPr>
+        <w:spacing w:after="0" w:line="276" w:lineRule="auto"/>
+        <w:ind w:firstLine="567"/>
+        <w:jc w:val="both"/>
+        <w:rPr>
+          <w:rFonts w:asciiTheme="majorHAnsi" w:eastAsia="Times New Roman" w:hAnsiTheme="majorHAnsi" w:cstheme="majorHAnsi"/>
+          <w:sz w:val="26"/>
+          <w:szCs w:val="26"/>
+          <w:lang w:val="pt-BR"/>
+        </w:rPr>
+      </w:pPr>
+      <w:r>
+        <w:rPr>
+          <w:rFonts w:asciiTheme="majorHAnsi" w:eastAsia="Times New Roman" w:hAnsiTheme="majorHAnsi" w:cstheme="majorHAnsi"/>
+          <w:sz w:val="26"/>
+          <w:szCs w:val="26"/>
+          <w:lang w:val="pt-BR"/>
+        </w:rPr>
+        <w:t xml:space="preserve">[Loại giấy tờ tùy thân] số: </w:t>
+      </w:r>
+      <w:r>
+        <w:rPr>
+          <w:rFonts w:asciiTheme="majorHAnsi" w:eastAsia="Times New Roman" w:hAnsiTheme="majorHAnsi" w:cstheme="majorHAnsi"/>
+          <w:b/>
+          <w:sz w:val="26"/>
+          <w:szCs w:val="26"/>
+          <w:lang w:val="pt-BR"/>
+        </w:rPr>
+        <w:t>[CMND]</w:t>
+      </w:r>
+      <w:r>
+        <w:rPr>
+          <w:rFonts w:asciiTheme="majorHAnsi" w:eastAsia="Times New Roman" w:hAnsiTheme="majorHAnsi" w:cstheme="majorHAnsi"/>
+          <w:sz w:val="26"/>
+          <w:szCs w:val="26"/>
+          <w:lang w:val="pt-BR"/>
+        </w:rPr>
+        <w:t xml:space="preserve"> cấp ngày [Ngày cấp]. Nơi cấp: [Nơi cấp]</w:t>
+      </w:r>
+    </w:p>
+    <w:p>
+      <w:pPr>
+        <w:spacing w:after="0" w:line="276" w:lineRule="auto"/>
+        <w:ind w:firstLine="567"/>
+        <w:jc w:val="both"/>
+        <w:rPr>
+          <w:rFonts w:asciiTheme="majorHAnsi" w:eastAsia="Times New Roman" w:hAnsiTheme="majorHAnsi" w:cstheme="majorHAnsi"/>
+          <w:sz w:val="26"/>
+          <w:szCs w:val="26"/>
+          <w:lang w:val="pt-BR"/>
+        </w:rPr>
+      </w:pPr>
+      <w:r>
+        <w:rPr>
+          <w:rFonts w:asciiTheme="majorHAnsi" w:eastAsia="Times New Roman" w:hAnsiTheme="majorHAnsi" w:cstheme="majorHAnsi"/>
+          <w:sz w:val="26"/>
+          <w:szCs w:val="26"/>
+          <w:lang w:val="es-MX"/>
+        </w:rPr>
+        <w:t>Số CMND [CMND cũ]</w:t>
+      </w:r>
+    </w:p>
+    <w:p>
+      <w:pPr>
+        <w:spacing w:after="0" w:line="276" w:lineRule="auto"/>
+        <w:ind w:firstLine="567"/>
+        <w:jc w:val="both"/>
+        <w:rPr>
+          <w:rFonts w:asciiTheme="majorHAnsi" w:eastAsia="Times New Roman" w:hAnsiTheme="majorHAnsi" w:cstheme="majorHAnsi"/>
+          <w:sz w:val="26"/>
+          <w:szCs w:val="26"/>
+          <w:lang w:val="es-MX"/>
+        </w:rPr>
+      </w:pPr>
+      <w:r>
+        <w:rPr>
+          <w:rFonts w:asciiTheme="majorHAnsi" w:eastAsia="Times New Roman" w:hAnsiTheme="majorHAnsi" w:cstheme="majorHAnsi"/>
+          <w:sz w:val="26"/>
+          <w:szCs w:val="26"/>
+          <w:lang w:val="es-MX"/>
+        </w:rPr>
+        <w:t>Nơi cư trú: [Địa chỉ]</w:t>
+      </w:r>
+    </w:p>
+    <w:p>
+      <w:pPr>
+        <w:shd w:val="clear" w:color="auto" w:fill="FFFFFF"/>
+        <w:spacing w:after="0" w:line="276" w:lineRule="auto"/>
+        <w:ind w:firstLine="567"/>
+        <w:jc w:val="both"/>
+        <w:rPr>
+          <w:rFonts w:asciiTheme="majorHAnsi" w:eastAsia="Times New Roman" w:hAnsiTheme="majorHAnsi" w:cstheme="majorHAnsi"/>
+          <w:sz w:val="26"/>
+          <w:szCs w:val="26"/>
+          <w:lang w:val="es-MX"/>
+        </w:rPr>
+      </w:pPr>
+      <w:r>
+        <w:rPr>
+          <w:rFonts w:asciiTheme="majorHAnsi" w:eastAsia="Times New Roman" w:hAnsiTheme="majorHAnsi" w:cstheme="majorHAnsi"/>
+          <w:sz w:val="26"/>
+          <w:szCs w:val="26"/>
+          <w:lang w:val="es-MX"/>
+        </w:rPr>
+        <w:t xml:space="preserve">Số điện </w:t>
+      </w:r>
+      <w:r>
+        <w:rPr>
+          <w:rFonts w:asciiTheme="majorHAnsi" w:eastAsia="Times New Roman" w:hAnsiTheme="majorHAnsi" w:cstheme="majorHAnsi"/>
+          <w:sz w:val="26"/>
+          <w:szCs w:val="26"/>
+          <w:lang w:val="pt-BR"/>
+        </w:rPr>
+        <w:t>thoại</w:t>
+      </w:r>
+      <w:r>
+        <w:rPr>
+          <w:rFonts w:asciiTheme="majorHAnsi" w:eastAsia="Times New Roman" w:hAnsiTheme="majorHAnsi" w:cstheme="majorHAnsi"/>
+          <w:sz w:val="26"/>
+          <w:szCs w:val="26"/>
+          <w:lang w:val="es-MX"/>
+        </w:rPr>
+        <w:t>: [Số điện thoại];</w:t>
+      </w:r>
+    </w:p>
+    <w:p>
+      <w:pPr>
+        <w:spacing w:after="0" w:line="276" w:lineRule="auto"/>
+        <w:ind w:firstLine="567"/>
+        <w:jc w:val="both"/>
+        <w:rPr>
+          <w:rFonts w:asciiTheme="majorHAnsi" w:eastAsia="Times New Roman" w:hAnsiTheme="majorHAnsi" w:cstheme="majorHAnsi"/>
+          <w:b/>
+          <w:bCs/>
+          <w:sz w:val="26"/>
+          <w:szCs w:val="26"/>
+          <w:lang w:val="es-MX"/>
+        </w:rPr>
+      </w:pPr>
+      <w:r>
+        <w:rPr>
+          <w:rFonts w:asciiTheme="majorHAnsi" w:eastAsia="Times New Roman" w:hAnsiTheme="majorHAnsi" w:cstheme="majorHAnsi"/>
+          <w:b/>
+          <w:sz w:val="26"/>
+          <w:szCs w:val="26"/>
+          <w:lang w:val="en-AU"/>
+        </w:rPr>
+        <w:t>[TV.Danh xưng]:</w:t>
+      </w:r>
+      <w:r>
+        <w:rPr>
+          <w:rFonts w:asciiTheme="majorHAnsi" w:eastAsia="Times New Roman" w:hAnsiTheme="majorHAnsi" w:cstheme="majorHAnsi"/>
+          <w:sz w:val="26"/>
+          <w:szCs w:val="26"/>
+          <w:lang w:val="en-AU"/>
+        </w:rPr>
+        <w:t xml:space="preserve"> </w:t>
+      </w:r>
+      <w:r>
+        <w:rPr>
+          <w:rFonts w:asciiTheme="majorHAnsi" w:eastAsia="Times New Roman" w:hAnsiTheme="majorHAnsi" w:cstheme="majorHAnsi"/>
+          <w:b/>
+          <w:sz w:val="26"/>
+          <w:szCs w:val="26"/>
+          <w:lang w:val="en-AU"/>
+        </w:rPr>
+        <w:t>[TV.Họ và tên]</w:t>
+      </w:r>
+      <w:r>
+        <w:rPr>
+          <w:rFonts w:asciiTheme="majorHAnsi" w:eastAsia="Times New Roman" w:hAnsiTheme="majorHAnsi" w:cstheme="majorHAnsi"/>
+          <w:sz w:val="26"/>
+          <w:szCs w:val="26"/>
+          <w:lang w:val="en-AU"/>
+        </w:rPr>
+        <w:t>.</w:t>
+      </w:r>
+      <w:r>
+        <w:rPr>
+          <w:rFonts w:asciiTheme="majorHAnsi" w:eastAsia="Times New Roman" w:hAnsiTheme="majorHAnsi" w:cstheme="majorHAnsi"/>
+          <w:b/>
+          <w:sz w:val="26"/>
+          <w:szCs w:val="26"/>
+          <w:lang w:val="en-AU"/>
+        </w:rPr>
+        <w:t xml:space="preserve"> </w:t>
+      </w:r>
+      <w:r>
+        <w:rPr>
+          <w:rFonts w:asciiTheme="majorHAnsi" w:eastAsia="Times New Roman" w:hAnsiTheme="majorHAnsi" w:cstheme="majorHAnsi"/>
+          <w:sz w:val="26"/>
+          <w:szCs w:val="26"/>
+          <w:lang w:val="es-MX"/>
+        </w:rPr>
+        <w:t>Sinh năm:</w:t>
+      </w:r>
+      <w:r>
+        <w:rPr>
+          <w:rFonts w:asciiTheme="majorHAnsi" w:eastAsia="Times New Roman" w:hAnsiTheme="majorHAnsi" w:cstheme="majorHAnsi"/>
+          <w:b/>
+          <w:sz w:val="26"/>
+          <w:szCs w:val="26"/>
+          <w:lang w:val="es-MX"/>
+        </w:rPr>
+        <w:t xml:space="preserve"> </w:t>
+      </w:r>
+      <w:r>
+        <w:rPr>
+          <w:rFonts w:asciiTheme="majorHAnsi" w:eastAsia="Times New Roman" w:hAnsiTheme="majorHAnsi" w:cstheme="majorHAnsi"/>
+          <w:sz w:val="26"/>
+          <w:szCs w:val="26"/>
+          <w:lang w:val="en-AU"/>
+        </w:rPr>
+        <w:t>[TV.Năm sinh]</w:t>
+      </w:r>
+    </w:p>
+    <w:p>
+      <w:pPr>
+        <w:spacing w:after="0" w:line="276" w:lineRule="auto"/>
+        <w:ind w:firstLine="567"/>
+        <w:jc w:val="both"/>
+        <w:rPr>
+          <w:rFonts w:asciiTheme="majorHAnsi" w:eastAsia="Times New Roman" w:hAnsiTheme="majorHAnsi" w:cstheme="majorHAnsi"/>
+          <w:sz w:val="26"/>
+          <w:szCs w:val="26"/>
+          <w:lang w:val="es-MX"/>
+        </w:rPr>
+      </w:pPr>
+      <w:r>
+        <w:rPr>
+          <w:rFonts w:asciiTheme="majorHAnsi" w:eastAsia="Times New Roman" w:hAnsiTheme="majorHAnsi" w:cstheme="majorHAnsi"/>
+          <w:sz w:val="26"/>
+          <w:szCs w:val="26"/>
+          <w:lang w:val="es-MX"/>
+        </w:rPr>
+        <w:t xml:space="preserve">[TV.Loại giấy tờ tùy thân] số: </w:t>
+      </w:r>
+      <w:r>
+        <w:rPr>
+          <w:rFonts w:asciiTheme="majorHAnsi" w:eastAsia="Times New Roman" w:hAnsiTheme="majorHAnsi" w:cstheme="majorHAnsi"/>
+          <w:b/>
+          <w:sz w:val="26"/>
+          <w:szCs w:val="26"/>
+          <w:lang w:val="es-MX"/>
+        </w:rPr>
+        <w:t xml:space="preserve">[TV.CMND] </w:t>
+      </w:r>
+      <w:r>
+        <w:rPr>
+          <w:rFonts w:asciiTheme="majorHAnsi" w:eastAsia="Times New Roman" w:hAnsiTheme="majorHAnsi" w:cstheme="majorHAnsi"/>
+          <w:sz w:val="26"/>
+          <w:szCs w:val="26"/>
+          <w:lang w:val="es-MX"/>
+        </w:rPr>
+        <w:t>cấp ngày [TV.Ngày cấp]. Nơi cấp: [TV.Nơi cấp]</w:t>
+      </w:r>
+    </w:p>
+    <w:p>
+      <w:pPr>
+        <w:spacing w:after="0" w:line="276" w:lineRule="auto"/>
+        <w:ind w:firstLine="567"/>
+        <w:jc w:val="both"/>
+        <w:rPr>
+          <w:rFonts w:asciiTheme="majorHAnsi" w:eastAsia="Times New Roman" w:hAnsiTheme="majorHAnsi" w:cstheme="majorHAnsi"/>
+          <w:sz w:val="26"/>
+          <w:szCs w:val="26"/>
+          <w:lang w:val="es-MX"/>
+        </w:rPr>
+      </w:pPr>
+      <w:r>
+        <w:rPr>
+          <w:rFonts w:asciiTheme="majorHAnsi" w:eastAsia="Times New Roman" w:hAnsiTheme="majorHAnsi" w:cstheme="majorHAnsi"/>
+          <w:sz w:val="26"/>
+          <w:szCs w:val="26"/>
+          <w:lang w:val="es-MX"/>
+        </w:rPr>
+        <w:t>Số CMND [TV.CMND cũ]</w:t>
+      </w:r>
+    </w:p>
+    <w:p>
+      <w:pPr>
+        <w:spacing w:after="0" w:line="276" w:lineRule="auto"/>
+        <w:ind w:firstLine="567"/>
+        <w:jc w:val="both"/>
+        <w:rPr>
+          <w:rFonts w:asciiTheme="majorHAnsi" w:eastAsia="Times New Roman" w:hAnsiTheme="majorHAnsi" w:cstheme="majorHAnsi"/>
+          <w:sz w:val="26"/>
+          <w:szCs w:val="26"/>
+          <w:lang w:val="es-MX"/>
+        </w:rPr>
+      </w:pPr>
+      <w:r>
+        <w:rPr>
+          <w:rFonts w:asciiTheme="majorHAnsi" w:eastAsia="Times New Roman" w:hAnsiTheme="majorHAnsi" w:cstheme="majorHAnsi"/>
+          <w:sz w:val="26"/>
+          <w:szCs w:val="26"/>
+          <w:lang w:val="es-MX"/>
+        </w:rPr>
+        <w:t>Nơi cư trú: [TV.Địa chỉ hiện tại]</w:t>
+      </w:r>
+    </w:p>
+    <w:p>
+      <w:pPr>
+        <w:shd w:val="clear" w:color="auto" w:fill="FFFFFF"/>
+        <w:spacing w:after="0" w:line="276" w:lineRule="auto"/>
+        <w:ind w:firstLine="567"/>
+        <w:jc w:val="both"/>
+        <w:rPr>
+          <w:rFonts w:asciiTheme="majorHAnsi" w:eastAsia="Times New Roman" w:hAnsiTheme="majorHAnsi" w:cstheme="majorHAnsi"/>
+          <w:b/>
+          <w:sz w:val="26"/>
+          <w:szCs w:val="26"/>
+          <w:lang w:val="pt-BR"/>
+        </w:rPr>
+      </w:pPr>
+      <w:r>
+        <w:rPr>
+          <w:rFonts w:asciiTheme="majorHAnsi" w:eastAsia="Times New Roman" w:hAnsiTheme="majorHAnsi" w:cstheme="majorHAnsi"/>
+          <w:sz w:val="26"/>
+          <w:szCs w:val="26"/>
+          <w:lang w:val="es-MX"/>
+        </w:rPr>
+        <w:t>Số điện thoại: [TV.Số điện thoại]</w:t>
+      </w:r>
+    </w:p>
     <w:p>
       <w:pPr>
         <w:shd w:val="clear" w:color="auto" w:fill="FFFFFF"/>
@@ -958,8 +905,8 @@
       </w:tblPr>
       <w:tblGrid>
         <w:gridCol w:w="1723"/>
-        <w:gridCol w:w="1640"/>
-        <w:gridCol w:w="871"/>
+        <w:gridCol w:w="1641"/>
+        <w:gridCol w:w="870"/>
         <w:gridCol w:w="1253"/>
         <w:gridCol w:w="1150"/>
         <w:gridCol w:w="2994"/>
@@ -971,7 +918,7 @@
         </w:trPr>
         <w:tc>
           <w:tcPr>
-            <w:tcW w:w="894" w:type="pct"/>
+            <w:tcW w:w="587" w:type="pct"/>
             <w:vMerge w:val="restart"/>
             <w:tcBorders>
               <w:top w:val="single" w:sz="4" w:space="0" w:color="auto"/>
@@ -1009,7 +956,7 @@
         </w:tc>
         <w:tc>
           <w:tcPr>
-            <w:tcW w:w="852" w:type="pct"/>
+            <w:tcW w:w="1159" w:type="pct"/>
             <w:vMerge w:val="restart"/>
             <w:tcBorders>
               <w:top w:val="single" w:sz="4" w:space="0" w:color="auto"/>
@@ -1085,7 +1032,7 @@
         </w:tc>
         <w:tc>
           <w:tcPr>
-            <w:tcW w:w="650" w:type="pct"/>
+            <w:tcW w:w="651" w:type="pct"/>
             <w:vMerge w:val="restart"/>
             <w:tcBorders>
               <w:top w:val="single" w:sz="4" w:space="0" w:color="auto"/>
@@ -1168,7 +1115,7 @@
         </w:trPr>
         <w:tc>
           <w:tcPr>
-            <w:tcW w:w="894" w:type="pct"/>
+            <w:tcW w:w="587" w:type="pct"/>
             <w:vMerge/>
             <w:tcBorders>
               <w:top w:val="single" w:sz="4" w:space="0" w:color="auto"/>
@@ -1195,7 +1142,7 @@
         </w:tc>
         <w:tc>
           <w:tcPr>
-            <w:tcW w:w="852" w:type="pct"/>
+            <w:tcW w:w="1159" w:type="pct"/>
             <w:vMerge/>
             <w:tcBorders>
               <w:top w:val="single" w:sz="4" w:space="0" w:color="auto"/>
@@ -1248,7 +1195,7 @@
         </w:tc>
         <w:tc>
           <w:tcPr>
-            <w:tcW w:w="650" w:type="pct"/>
+            <w:tcW w:w="651" w:type="pct"/>
             <w:vMerge/>
             <w:tcBorders>
               <w:top w:val="single" w:sz="4" w:space="0" w:color="auto"/>
@@ -1309,7 +1256,7 @@
         </w:trPr>
         <w:tc>
           <w:tcPr>
-            <w:tcW w:w="894" w:type="pct"/>
+            <w:tcW w:w="587" w:type="pct"/>
             <w:vMerge/>
             <w:tcBorders>
               <w:top w:val="single" w:sz="4" w:space="0" w:color="auto"/>
@@ -1336,7 +1283,7 @@
         </w:tc>
         <w:tc>
           <w:tcPr>
-            <w:tcW w:w="852" w:type="pct"/>
+            <w:tcW w:w="1159" w:type="pct"/>
             <w:vMerge/>
             <w:tcBorders>
               <w:top w:val="single" w:sz="4" w:space="0" w:color="auto"/>
@@ -1389,7 +1336,7 @@
         </w:tc>
         <w:tc>
           <w:tcPr>
-            <w:tcW w:w="650" w:type="pct"/>
+            <w:tcW w:w="651" w:type="pct"/>
             <w:vMerge/>
             <w:tcBorders>
               <w:top w:val="single" w:sz="4" w:space="0" w:color="auto"/>
@@ -1498,7 +1445,7 @@
         </w:trPr>
         <w:tc>
           <w:tcPr>
-            <w:tcW w:w="894" w:type="pct"/>
+            <w:tcW w:w="587" w:type="pct"/>
             <w:tcBorders>
               <w:top w:val="nil"/>
               <w:left w:val="single" w:sz="4" w:space="0" w:color="auto"/>
@@ -1531,7 +1478,7 @@
         </w:tc>
         <w:tc>
           <w:tcPr>
-            <w:tcW w:w="852" w:type="pct"/>
+            <w:tcW w:w="1159" w:type="pct"/>
             <w:tcBorders>
               <w:top w:val="nil"/>
               <w:left w:val="nil"/>
@@ -1582,7 +1529,7 @@
         </w:tc>
         <w:tc>
           <w:tcPr>
-            <w:tcW w:w="650" w:type="pct"/>
+            <w:tcW w:w="651" w:type="pct"/>
             <w:tcBorders>
               <w:top w:val="nil"/>
               <w:left w:val="nil"/>
@@ -1662,7 +1609,7 @@
         </w:trPr>
         <w:tc>
           <w:tcPr>
-            <w:tcW w:w="894" w:type="pct"/>
+            <w:tcW w:w="587" w:type="pct"/>
             <w:tcBorders>
               <w:top w:val="nil"/>
               <w:left w:val="single" w:sz="4" w:space="0" w:color="auto"/>
@@ -1695,7 +1642,7 @@
         </w:tc>
         <w:tc>
           <w:tcPr>
-            <w:tcW w:w="852" w:type="pct"/>
+            <w:tcW w:w="1159" w:type="pct"/>
             <w:tcBorders>
               <w:top w:val="nil"/>
               <w:left w:val="nil"/>
@@ -1763,7 +1710,7 @@
         </w:tc>
         <w:tc>
           <w:tcPr>
-            <w:tcW w:w="650" w:type="pct"/>
+            <w:tcW w:w="651" w:type="pct"/>
             <w:tcBorders>
               <w:top w:val="nil"/>
               <w:left w:val="nil"/>
@@ -1870,7 +1817,7 @@
         </w:trPr>
         <w:tc>
           <w:tcPr>
-            <w:tcW w:w="894" w:type="pct"/>
+            <w:tcW w:w="587" w:type="pct"/>
             <w:tcBorders>
               <w:top w:val="single" w:sz="4" w:space="0" w:color="auto"/>
               <w:left w:val="single" w:sz="4" w:space="0" w:color="auto"/>
@@ -1904,7 +1851,7 @@
         </w:tc>
         <w:tc>
           <w:tcPr>
-            <w:tcW w:w="852" w:type="pct"/>
+            <w:tcW w:w="1159" w:type="pct"/>
             <w:tcBorders>
               <w:top w:val="single" w:sz="4" w:space="0" w:color="auto"/>
               <w:left w:val="nil"/>
@@ -1955,7 +1902,7 @@
         </w:tc>
         <w:tc>
           <w:tcPr>
-            <w:tcW w:w="650" w:type="pct"/>
+            <w:tcW w:w="651" w:type="pct"/>
             <w:tcBorders>
               <w:top w:val="single" w:sz="4" w:space="0" w:color="auto"/>
               <w:left w:val="nil"/>
@@ -2035,7 +1982,7 @@
         </w:trPr>
         <w:tc>
           <w:tcPr>
-            <w:tcW w:w="894" w:type="pct"/>
+            <w:tcW w:w="587" w:type="pct"/>
             <w:tcBorders>
               <w:top w:val="single" w:sz="4" w:space="0" w:color="auto"/>
               <w:left w:val="single" w:sz="4" w:space="0" w:color="auto"/>
@@ -2062,7 +2009,7 @@
         </w:tc>
         <w:tc>
           <w:tcPr>
-            <w:tcW w:w="852" w:type="pct"/>
+            <w:tcW w:w="1159" w:type="pct"/>
             <w:tcBorders>
               <w:top w:val="single" w:sz="4" w:space="0" w:color="auto"/>
               <w:left w:val="nil"/>
@@ -2127,7 +2074,7 @@
         </w:tc>
         <w:tc>
           <w:tcPr>
-            <w:tcW w:w="650" w:type="pct"/>
+            <w:tcW w:w="651" w:type="pct"/>
             <w:tcBorders>
               <w:top w:val="single" w:sz="4" w:space="0" w:color="auto"/>
               <w:left w:val="nil"/>
@@ -2249,7 +2196,7 @@
           <w:szCs w:val="28"/>
           <w:lang w:val="pt-BR"/>
         </w:rPr>
-        <w:t>[PA.Tổng nhu cầu vốn]</w:t>
+        <w:t>[PA.Tổng chi phí trực tiếp]</w:t>
       </w:r>
       <w:r>
         <w:rPr>
@@ -2311,7 +2258,7 @@
           <w:szCs w:val="28"/>
           <w:lang w:val="pt-BR"/>
         </w:rPr>
-        <w:t>;</w:t>
+        <w:t>: Hoa ly có chu kỳ sinh trưởng khoảng 4 tháng, tuy nhiên chúng tôi có chính sách bán hàng trả chậm, gối đầu một phần nên thời gian thu hồi nợ khoảng 5-6 tháng. Vòng quay 02 vòng/năm là phù hợp.</w:t>
       </w:r>
     </w:p>
     <w:p>
@@ -2337,7 +2284,43 @@
           <w:szCs w:val="28"/>
           <w:lang w:val="pt-BR"/>
         </w:rPr>
-        <w:t>- Tổng nhu cầu vốn: [HĐTD.Tổng nhu cầu vốn],</w:t>
+        <w:t xml:space="preserve">- </w:t>
+      </w:r>
+      <w:r>
+        <w:rPr>
+          <w:rFonts w:ascii="Times New Roman" w:eastAsia="Times New Roman" w:hAnsi="Times New Roman" w:cs="Times New Roman"/>
+          <w:sz w:val="26"/>
+          <w:szCs w:val="28"/>
+          <w:lang w:val="pt-BR"/>
+        </w:rPr>
+        <w:t>N</w:t>
+      </w:r>
+      <w:r>
+        <w:rPr>
+          <w:rFonts w:ascii="Times New Roman" w:eastAsia="Times New Roman" w:hAnsi="Times New Roman" w:cs="Times New Roman"/>
+          <w:sz w:val="26"/>
+          <w:szCs w:val="28"/>
+          <w:lang w:val="pt-BR"/>
+        </w:rPr>
+        <w:t>hu cầu vốn</w:t>
+      </w:r>
+      <w:r>
+        <w:rPr>
+          <w:rFonts w:ascii="Times New Roman" w:eastAsia="Times New Roman" w:hAnsi="Times New Roman" w:cs="Times New Roman"/>
+          <w:sz w:val="26"/>
+          <w:szCs w:val="28"/>
+          <w:lang w:val="pt-BR"/>
+        </w:rPr>
+        <w:t>/01 vòng quay</w:t>
+      </w:r>
+      <w:r>
+        <w:rPr>
+          <w:rFonts w:ascii="Times New Roman" w:eastAsia="Times New Roman" w:hAnsi="Times New Roman" w:cs="Times New Roman"/>
+          <w:sz w:val="26"/>
+          <w:szCs w:val="28"/>
+          <w:lang w:val="pt-BR"/>
+        </w:rPr>
+        <w:t>: [HĐTD.Tổng nhu cầu vốn],</w:t>
       </w:r>
       <w:r>
         <w:rPr>
@@ -2390,7 +2373,7 @@
           <w:szCs w:val="28"/>
           <w:lang w:val="pt-BR"/>
         </w:rPr>
-        <w:t>[HĐTD.Tỷ lệ vốn đối ứng]%, trong đó</w:t>
+        <w:t>[HĐTD.Tỷ lệ vốn đối ứng], trong đó</w:t>
       </w:r>
       <w:r>
         <w:rPr>
@@ -2460,6 +2443,7 @@
           <w:szCs w:val="28"/>
           <w:lang w:val="pt-BR"/>
         </w:rPr>
+        <w:lastRenderedPageBreak/>
         <w:t>+ Giá trị ngày công lao động: [HĐTD.Vốn bằng sức lao động] đồng.</w:t>
       </w:r>
     </w:p>
@@ -2556,7 +2540,6 @@
           <w:szCs w:val="28"/>
           <w:lang w:val="pt-BR"/>
         </w:rPr>
-        <w:lastRenderedPageBreak/>
         <w:t>- Vốn vay Agribank: [HĐTD.Số tiền vay] đồng.</w:t>
       </w:r>
     </w:p>
@@ -2823,34 +2806,31 @@
     <w:tbl>
       <w:tblPr>
         <w:tblW w:w="5000" w:type="pct"/>
+        <w:tblLayout w:type="fixed"/>
         <w:tblLook w:val="04A0" w:firstRow="1" w:lastRow="0" w:firstColumn="1" w:lastColumn="0" w:noHBand="0" w:noVBand="1"/>
       </w:tblPr>
       <w:tblGrid>
-        <w:gridCol w:w="2183"/>
-        <w:gridCol w:w="1958"/>
-        <w:gridCol w:w="635"/>
-        <w:gridCol w:w="1105"/>
-        <w:gridCol w:w="1203"/>
-        <w:gridCol w:w="2548"/>
-        <w:gridCol w:w="222"/>
+        <w:gridCol w:w="818"/>
+        <w:gridCol w:w="2611"/>
+        <w:gridCol w:w="1163"/>
+        <w:gridCol w:w="1470"/>
+        <w:gridCol w:w="1275"/>
+        <w:gridCol w:w="2517"/>
       </w:tblGrid>
       <w:tr>
         <w:trPr>
-          <w:gridAfter w:val="1"/>
-          <w:wAfter w:w="112" w:type="pct"/>
-          <w:trHeight w:val="491"/>
+          <w:trHeight w:val="312"/>
         </w:trPr>
         <w:tc>
           <w:tcPr>
-            <w:tcW w:w="299" w:type="pct"/>
-            <w:vMerge w:val="restart"/>
+            <w:tcW w:w="415" w:type="pct"/>
             <w:tcBorders>
               <w:top w:val="single" w:sz="4" w:space="0" w:color="auto"/>
               <w:left w:val="single" w:sz="4" w:space="0" w:color="auto"/>
               <w:bottom w:val="single" w:sz="4" w:space="0" w:color="auto"/>
               <w:right w:val="single" w:sz="4" w:space="0" w:color="auto"/>
             </w:tcBorders>
-            <w:shd w:val="clear" w:color="000000" w:fill="FFFFFF"/>
+            <w:noWrap/>
             <w:vAlign w:val="center"/>
             <w:hideMark/>
           </w:tcPr>
@@ -2880,15 +2860,14 @@
         </w:tc>
         <w:tc>
           <w:tcPr>
-            <w:tcW w:w="1340" w:type="pct"/>
-            <w:vMerge w:val="restart"/>
+            <w:tcW w:w="1325" w:type="pct"/>
             <w:tcBorders>
               <w:top w:val="single" w:sz="4" w:space="0" w:color="auto"/>
-              <w:left w:val="single" w:sz="4" w:space="0" w:color="auto"/>
-              <w:bottom w:val="single" w:sz="4" w:space="0" w:color="auto"/>
-              <w:right w:val="single" w:sz="4" w:space="0" w:color="auto"/>
-            </w:tcBorders>
-            <w:shd w:val="clear" w:color="000000" w:fill="FFFFFF"/>
+              <w:left w:val="nil"/>
+              <w:bottom w:val="single" w:sz="4" w:space="0" w:color="auto"/>
+              <w:right w:val="single" w:sz="4" w:space="0" w:color="auto"/>
+            </w:tcBorders>
+            <w:noWrap/>
             <w:vAlign w:val="center"/>
             <w:hideMark/>
           </w:tcPr>
@@ -2918,15 +2897,14 @@
         </w:tc>
         <w:tc>
           <w:tcPr>
-            <w:tcW w:w="292" w:type="pct"/>
-            <w:vMerge w:val="restart"/>
+            <w:tcW w:w="590" w:type="pct"/>
             <w:tcBorders>
               <w:top w:val="single" w:sz="4" w:space="0" w:color="auto"/>
-              <w:left w:val="single" w:sz="4" w:space="0" w:color="auto"/>
-              <w:bottom w:val="single" w:sz="4" w:space="0" w:color="auto"/>
-              <w:right w:val="single" w:sz="4" w:space="0" w:color="auto"/>
-            </w:tcBorders>
-            <w:shd w:val="clear" w:color="000000" w:fill="FFFFFF"/>
+              <w:left w:val="nil"/>
+              <w:bottom w:val="single" w:sz="4" w:space="0" w:color="auto"/>
+              <w:right w:val="single" w:sz="4" w:space="0" w:color="auto"/>
+            </w:tcBorders>
+            <w:noWrap/>
             <w:vAlign w:val="center"/>
             <w:hideMark/>
           </w:tcPr>
@@ -2956,15 +2934,14 @@
         </w:tc>
         <w:tc>
           <w:tcPr>
-            <w:tcW w:w="816" w:type="pct"/>
-            <w:vMerge w:val="restart"/>
+            <w:tcW w:w="746" w:type="pct"/>
             <w:tcBorders>
               <w:top w:val="single" w:sz="4" w:space="0" w:color="auto"/>
-              <w:left w:val="single" w:sz="4" w:space="0" w:color="auto"/>
-              <w:bottom w:val="single" w:sz="4" w:space="0" w:color="auto"/>
-              <w:right w:val="single" w:sz="4" w:space="0" w:color="auto"/>
-            </w:tcBorders>
-            <w:shd w:val="clear" w:color="000000" w:fill="FFFFFF"/>
+              <w:left w:val="nil"/>
+              <w:bottom w:val="single" w:sz="4" w:space="0" w:color="auto"/>
+              <w:right w:val="single" w:sz="4" w:space="0" w:color="auto"/>
+            </w:tcBorders>
+            <w:noWrap/>
             <w:vAlign w:val="center"/>
             <w:hideMark/>
           </w:tcPr>
@@ -2994,16 +2971,14 @@
         </w:tc>
         <w:tc>
           <w:tcPr>
-            <w:tcW w:w="2141" w:type="pct"/>
-            <w:gridSpan w:val="2"/>
-            <w:vMerge w:val="restart"/>
+            <w:tcW w:w="647" w:type="pct"/>
             <w:tcBorders>
               <w:top w:val="single" w:sz="4" w:space="0" w:color="auto"/>
-              <w:left w:val="single" w:sz="4" w:space="0" w:color="auto"/>
-              <w:bottom w:val="single" w:sz="4" w:space="0" w:color="auto"/>
-              <w:right w:val="single" w:sz="4" w:space="0" w:color="auto"/>
-            </w:tcBorders>
-            <w:shd w:val="clear" w:color="000000" w:fill="FFFFFF"/>
+              <w:left w:val="nil"/>
+              <w:bottom w:val="single" w:sz="4" w:space="0" w:color="auto"/>
+              <w:right w:val="single" w:sz="4" w:space="0" w:color="auto"/>
+            </w:tcBorders>
+            <w:noWrap/>
             <w:vAlign w:val="center"/>
             <w:hideMark/>
           </w:tcPr>
@@ -3027,7 +3002,44 @@
                 <w:sz w:val="24"/>
                 <w:szCs w:val="24"/>
               </w:rPr>
-              <w:t>CHI PHÍ ĐẦU TƯ, CHĂM SÓC</w:t>
+              <w:t>Số lượng</w:t>
+            </w:r>
+          </w:p>
+        </w:tc>
+        <w:tc>
+          <w:tcPr>
+            <w:tcW w:w="1277" w:type="pct"/>
+            <w:tcBorders>
+              <w:top w:val="single" w:sz="4" w:space="0" w:color="auto"/>
+              <w:left w:val="nil"/>
+              <w:bottom w:val="single" w:sz="4" w:space="0" w:color="auto"/>
+              <w:right w:val="single" w:sz="4" w:space="0" w:color="auto"/>
+            </w:tcBorders>
+            <w:noWrap/>
+            <w:vAlign w:val="center"/>
+            <w:hideMark/>
+          </w:tcPr>
+          <w:p>
+            <w:pPr>
+              <w:spacing w:after="0" w:line="240" w:lineRule="auto"/>
+              <w:jc w:val="center"/>
+              <w:rPr>
+                <w:rFonts w:ascii="Times New Roman" w:eastAsia="Times New Roman" w:hAnsi="Times New Roman" w:cs="Times New Roman"/>
+                <w:b/>
+                <w:bCs/>
+                <w:sz w:val="24"/>
+                <w:szCs w:val="24"/>
+              </w:rPr>
+            </w:pPr>
+            <w:r>
+              <w:rPr>
+                <w:rFonts w:ascii="Times New Roman" w:eastAsia="Times New Roman" w:hAnsi="Times New Roman" w:cs="Times New Roman"/>
+                <w:b/>
+                <w:bCs/>
+                <w:sz w:val="24"/>
+                <w:szCs w:val="24"/>
+              </w:rPr>
+              <w:t>Thành tiền</w:t>
             </w:r>
           </w:p>
         </w:tc>
@@ -3038,164 +3050,191 @@
         </w:trPr>
         <w:tc>
           <w:tcPr>
-            <w:tcW w:w="299" w:type="pct"/>
-            <w:vMerge/>
-            <w:tcBorders>
-              <w:top w:val="single" w:sz="4" w:space="0" w:color="auto"/>
+            <w:tcW w:w="415" w:type="pct"/>
+            <w:tcBorders>
+              <w:top w:val="nil"/>
               <w:left w:val="single" w:sz="4" w:space="0" w:color="auto"/>
               <w:bottom w:val="single" w:sz="4" w:space="0" w:color="auto"/>
               <w:right w:val="single" w:sz="4" w:space="0" w:color="auto"/>
             </w:tcBorders>
-            <w:vAlign w:val="center"/>
-            <w:hideMark/>
-          </w:tcPr>
-          <w:p>
-            <w:pPr>
-              <w:spacing w:after="0" w:line="240" w:lineRule="auto"/>
-              <w:jc w:val="center"/>
-              <w:rPr>
-                <w:rFonts w:ascii="Times New Roman" w:eastAsia="Times New Roman" w:hAnsi="Times New Roman" w:cs="Times New Roman"/>
-                <w:b/>
-                <w:bCs/>
-                <w:sz w:val="24"/>
-                <w:szCs w:val="24"/>
-              </w:rPr>
-            </w:pPr>
-          </w:p>
-        </w:tc>
-        <w:tc>
-          <w:tcPr>
-            <w:tcW w:w="1340" w:type="pct"/>
-            <w:vMerge/>
-            <w:tcBorders>
-              <w:top w:val="single" w:sz="4" w:space="0" w:color="auto"/>
-              <w:left w:val="single" w:sz="4" w:space="0" w:color="auto"/>
-              <w:bottom w:val="single" w:sz="4" w:space="0" w:color="auto"/>
-              <w:right w:val="single" w:sz="4" w:space="0" w:color="auto"/>
-            </w:tcBorders>
-            <w:vAlign w:val="center"/>
-            <w:hideMark/>
-          </w:tcPr>
-          <w:p>
-            <w:pPr>
-              <w:spacing w:after="0" w:line="240" w:lineRule="auto"/>
-              <w:rPr>
-                <w:rFonts w:ascii="Times New Roman" w:eastAsia="Times New Roman" w:hAnsi="Times New Roman" w:cs="Times New Roman"/>
-                <w:b/>
-                <w:bCs/>
-                <w:sz w:val="24"/>
-                <w:szCs w:val="24"/>
-              </w:rPr>
-            </w:pPr>
-          </w:p>
-        </w:tc>
-        <w:tc>
-          <w:tcPr>
-            <w:tcW w:w="292" w:type="pct"/>
-            <w:vMerge/>
-            <w:tcBorders>
-              <w:top w:val="single" w:sz="4" w:space="0" w:color="auto"/>
-              <w:left w:val="single" w:sz="4" w:space="0" w:color="auto"/>
-              <w:bottom w:val="single" w:sz="4" w:space="0" w:color="auto"/>
-              <w:right w:val="single" w:sz="4" w:space="0" w:color="auto"/>
-            </w:tcBorders>
-            <w:vAlign w:val="center"/>
-            <w:hideMark/>
-          </w:tcPr>
-          <w:p>
-            <w:pPr>
-              <w:spacing w:after="0" w:line="240" w:lineRule="auto"/>
-              <w:jc w:val="center"/>
-              <w:rPr>
-                <w:rFonts w:ascii="Times New Roman" w:eastAsia="Times New Roman" w:hAnsi="Times New Roman" w:cs="Times New Roman"/>
-                <w:b/>
-                <w:bCs/>
-                <w:sz w:val="24"/>
-                <w:szCs w:val="24"/>
-              </w:rPr>
-            </w:pPr>
-          </w:p>
-        </w:tc>
-        <w:tc>
-          <w:tcPr>
-            <w:tcW w:w="816" w:type="pct"/>
-            <w:vMerge/>
-            <w:tcBorders>
-              <w:top w:val="single" w:sz="4" w:space="0" w:color="auto"/>
-              <w:left w:val="single" w:sz="4" w:space="0" w:color="auto"/>
-              <w:bottom w:val="single" w:sz="4" w:space="0" w:color="auto"/>
-              <w:right w:val="single" w:sz="4" w:space="0" w:color="auto"/>
-            </w:tcBorders>
-            <w:vAlign w:val="center"/>
-            <w:hideMark/>
-          </w:tcPr>
-          <w:p>
-            <w:pPr>
-              <w:spacing w:after="0" w:line="240" w:lineRule="auto"/>
-              <w:jc w:val="center"/>
-              <w:rPr>
-                <w:rFonts w:ascii="Times New Roman" w:eastAsia="Times New Roman" w:hAnsi="Times New Roman" w:cs="Times New Roman"/>
-                <w:b/>
-                <w:bCs/>
-                <w:sz w:val="24"/>
-                <w:szCs w:val="24"/>
-              </w:rPr>
-            </w:pPr>
-          </w:p>
-        </w:tc>
-        <w:tc>
-          <w:tcPr>
-            <w:tcW w:w="2141" w:type="pct"/>
-            <w:gridSpan w:val="2"/>
-            <w:vMerge/>
-            <w:tcBorders>
-              <w:top w:val="single" w:sz="4" w:space="0" w:color="auto"/>
-              <w:left w:val="single" w:sz="4" w:space="0" w:color="auto"/>
-              <w:bottom w:val="single" w:sz="4" w:space="0" w:color="auto"/>
-              <w:right w:val="single" w:sz="4" w:space="0" w:color="auto"/>
-            </w:tcBorders>
-            <w:vAlign w:val="center"/>
-            <w:hideMark/>
-          </w:tcPr>
-          <w:p>
-            <w:pPr>
-              <w:spacing w:after="0" w:line="240" w:lineRule="auto"/>
-              <w:jc w:val="center"/>
-              <w:rPr>
-                <w:rFonts w:ascii="Times New Roman" w:eastAsia="Times New Roman" w:hAnsi="Times New Roman" w:cs="Times New Roman"/>
-                <w:b/>
-                <w:bCs/>
-                <w:sz w:val="24"/>
-                <w:szCs w:val="24"/>
-              </w:rPr>
-            </w:pPr>
-          </w:p>
-        </w:tc>
-        <w:tc>
-          <w:tcPr>
-            <w:tcW w:w="112" w:type="pct"/>
+            <w:noWrap/>
+            <w:vAlign w:val="center"/>
+            <w:hideMark/>
+          </w:tcPr>
+          <w:p>
+            <w:pPr>
+              <w:spacing w:after="0" w:line="240" w:lineRule="auto"/>
+              <w:jc w:val="center"/>
+              <w:rPr>
+                <w:rFonts w:ascii="Times New Roman" w:eastAsia="Times New Roman" w:hAnsi="Times New Roman" w:cs="Times New Roman"/>
+                <w:sz w:val="24"/>
+                <w:szCs w:val="24"/>
+              </w:rPr>
+            </w:pPr>
+            <w:r>
+              <w:rPr>
+                <w:rFonts w:ascii="Times New Roman" w:eastAsia="Times New Roman" w:hAnsi="Times New Roman" w:cs="Times New Roman"/>
+                <w:sz w:val="24"/>
+                <w:szCs w:val="24"/>
+              </w:rPr>
+              <w:t>I</w:t>
+            </w:r>
+          </w:p>
+        </w:tc>
+        <w:tc>
+          <w:tcPr>
+            <w:tcW w:w="1325" w:type="pct"/>
             <w:tcBorders>
               <w:top w:val="nil"/>
               <w:left w:val="nil"/>
-              <w:bottom w:val="nil"/>
-              <w:right w:val="nil"/>
-            </w:tcBorders>
-            <w:noWrap/>
-            <w:vAlign w:val="center"/>
-            <w:hideMark/>
-          </w:tcPr>
-          <w:p>
-            <w:pPr>
-              <w:spacing w:after="0" w:line="240" w:lineRule="auto"/>
-              <w:jc w:val="center"/>
-              <w:rPr>
-                <w:rFonts w:ascii="Times New Roman" w:eastAsia="Times New Roman" w:hAnsi="Times New Roman" w:cs="Times New Roman"/>
-                <w:b/>
-                <w:bCs/>
-                <w:sz w:val="24"/>
-                <w:szCs w:val="24"/>
-              </w:rPr>
-            </w:pPr>
+              <w:bottom w:val="single" w:sz="4" w:space="0" w:color="auto"/>
+              <w:right w:val="single" w:sz="4" w:space="0" w:color="auto"/>
+            </w:tcBorders>
+            <w:noWrap/>
+            <w:vAlign w:val="center"/>
+            <w:hideMark/>
+          </w:tcPr>
+          <w:p>
+            <w:pPr>
+              <w:spacing w:after="0" w:line="240" w:lineRule="auto"/>
+              <w:rPr>
+                <w:rFonts w:ascii="Times New Roman" w:eastAsia="Times New Roman" w:hAnsi="Times New Roman" w:cs="Times New Roman"/>
+                <w:sz w:val="24"/>
+                <w:szCs w:val="24"/>
+              </w:rPr>
+            </w:pPr>
+            <w:r>
+              <w:rPr>
+                <w:rFonts w:ascii="Times New Roman" w:eastAsia="Times New Roman" w:hAnsi="Times New Roman" w:cs="Times New Roman"/>
+                <w:sz w:val="24"/>
+                <w:szCs w:val="24"/>
+              </w:rPr>
+              <w:t>TỔNG CHI PHÍ</w:t>
+            </w:r>
+          </w:p>
+        </w:tc>
+        <w:tc>
+          <w:tcPr>
+            <w:tcW w:w="590" w:type="pct"/>
+            <w:tcBorders>
+              <w:top w:val="nil"/>
+              <w:left w:val="nil"/>
+              <w:bottom w:val="single" w:sz="4" w:space="0" w:color="auto"/>
+              <w:right w:val="single" w:sz="4" w:space="0" w:color="auto"/>
+            </w:tcBorders>
+            <w:noWrap/>
+            <w:vAlign w:val="center"/>
+            <w:hideMark/>
+          </w:tcPr>
+          <w:p>
+            <w:pPr>
+              <w:spacing w:after="0" w:line="240" w:lineRule="auto"/>
+              <w:jc w:val="center"/>
+              <w:rPr>
+                <w:rFonts w:ascii="Times New Roman" w:eastAsia="Times New Roman" w:hAnsi="Times New Roman" w:cs="Times New Roman"/>
+                <w:sz w:val="24"/>
+                <w:szCs w:val="24"/>
+              </w:rPr>
+            </w:pPr>
+          </w:p>
+        </w:tc>
+        <w:tc>
+          <w:tcPr>
+            <w:tcW w:w="746" w:type="pct"/>
+            <w:tcBorders>
+              <w:top w:val="nil"/>
+              <w:left w:val="nil"/>
+              <w:bottom w:val="single" w:sz="4" w:space="0" w:color="auto"/>
+              <w:right w:val="single" w:sz="4" w:space="0" w:color="auto"/>
+            </w:tcBorders>
+            <w:noWrap/>
+            <w:vAlign w:val="center"/>
+            <w:hideMark/>
+          </w:tcPr>
+          <w:p>
+            <w:pPr>
+              <w:spacing w:after="0" w:line="240" w:lineRule="auto"/>
+              <w:jc w:val="right"/>
+              <w:rPr>
+                <w:rFonts w:ascii="Times New Roman" w:eastAsia="Times New Roman" w:hAnsi="Times New Roman" w:cs="Times New Roman"/>
+                <w:sz w:val="24"/>
+                <w:szCs w:val="24"/>
+              </w:rPr>
+            </w:pPr>
+            <w:r>
+              <w:rPr>
+                <w:rFonts w:ascii="Times New Roman" w:eastAsia="Times New Roman" w:hAnsi="Times New Roman" w:cs="Times New Roman"/>
+                <w:sz w:val="24"/>
+                <w:szCs w:val="24"/>
+              </w:rPr>
+              <w:t> </w:t>
+            </w:r>
+          </w:p>
+        </w:tc>
+        <w:tc>
+          <w:tcPr>
+            <w:tcW w:w="647" w:type="pct"/>
+            <w:tcBorders>
+              <w:top w:val="nil"/>
+              <w:left w:val="nil"/>
+              <w:bottom w:val="single" w:sz="4" w:space="0" w:color="auto"/>
+              <w:right w:val="single" w:sz="4" w:space="0" w:color="auto"/>
+            </w:tcBorders>
+            <w:noWrap/>
+            <w:vAlign w:val="center"/>
+            <w:hideMark/>
+          </w:tcPr>
+          <w:p>
+            <w:pPr>
+              <w:spacing w:after="0" w:line="240" w:lineRule="auto"/>
+              <w:jc w:val="right"/>
+              <w:rPr>
+                <w:rFonts w:ascii="Times New Roman" w:eastAsia="Times New Roman" w:hAnsi="Times New Roman" w:cs="Times New Roman"/>
+                <w:sz w:val="24"/>
+                <w:szCs w:val="24"/>
+              </w:rPr>
+            </w:pPr>
+            <w:r>
+              <w:rPr>
+                <w:rFonts w:ascii="Times New Roman" w:eastAsia="Times New Roman" w:hAnsi="Times New Roman" w:cs="Times New Roman"/>
+                <w:sz w:val="24"/>
+                <w:szCs w:val="24"/>
+              </w:rPr>
+              <w:t> </w:t>
+            </w:r>
+          </w:p>
+        </w:tc>
+        <w:tc>
+          <w:tcPr>
+            <w:tcW w:w="1277" w:type="pct"/>
+            <w:tcBorders>
+              <w:top w:val="nil"/>
+              <w:left w:val="nil"/>
+              <w:bottom w:val="single" w:sz="4" w:space="0" w:color="auto"/>
+              <w:right w:val="single" w:sz="4" w:space="0" w:color="auto"/>
+            </w:tcBorders>
+            <w:noWrap/>
+            <w:vAlign w:val="center"/>
+            <w:hideMark/>
+          </w:tcPr>
+          <w:p>
+            <w:pPr>
+              <w:spacing w:after="0" w:line="240" w:lineRule="auto"/>
+              <w:jc w:val="right"/>
+              <w:rPr>
+                <w:rFonts w:ascii="Times New Roman" w:eastAsia="Times New Roman" w:hAnsi="Times New Roman" w:cs="Times New Roman"/>
+                <w:sz w:val="24"/>
+                <w:szCs w:val="24"/>
+              </w:rPr>
+            </w:pPr>
+            <w:r>
+              <w:rPr>
+                <w:rFonts w:ascii="Times New Roman" w:eastAsia="Times New Roman" w:hAnsi="Times New Roman" w:cs="Times New Roman"/>
+                <w:sz w:val="24"/>
+                <w:szCs w:val="24"/>
+              </w:rPr>
+              <w:t>[PA.Tổng chi phí]</w:t>
+            </w:r>
           </w:p>
         </w:tc>
       </w:tr>
@@ -3205,289 +3244,163 @@
         </w:trPr>
         <w:tc>
           <w:tcPr>
-            <w:tcW w:w="299" w:type="pct"/>
-            <w:vMerge/>
-            <w:tcBorders>
-              <w:top w:val="single" w:sz="4" w:space="0" w:color="auto"/>
+            <w:tcW w:w="415" w:type="pct"/>
+            <w:tcBorders>
+              <w:top w:val="nil"/>
               <w:left w:val="single" w:sz="4" w:space="0" w:color="auto"/>
               <w:bottom w:val="single" w:sz="4" w:space="0" w:color="auto"/>
               <w:right w:val="single" w:sz="4" w:space="0" w:color="auto"/>
             </w:tcBorders>
-            <w:vAlign w:val="center"/>
-            <w:hideMark/>
-          </w:tcPr>
-          <w:p>
-            <w:pPr>
-              <w:spacing w:after="0" w:line="240" w:lineRule="auto"/>
-              <w:jc w:val="center"/>
-              <w:rPr>
-                <w:rFonts w:ascii="Times New Roman" w:eastAsia="Times New Roman" w:hAnsi="Times New Roman" w:cs="Times New Roman"/>
-                <w:b/>
-                <w:bCs/>
-                <w:sz w:val="24"/>
-                <w:szCs w:val="24"/>
-              </w:rPr>
-            </w:pPr>
-          </w:p>
-        </w:tc>
-        <w:tc>
-          <w:tcPr>
-            <w:tcW w:w="1340" w:type="pct"/>
-            <w:vMerge/>
-            <w:tcBorders>
-              <w:top w:val="single" w:sz="4" w:space="0" w:color="auto"/>
-              <w:left w:val="single" w:sz="4" w:space="0" w:color="auto"/>
-              <w:bottom w:val="single" w:sz="4" w:space="0" w:color="auto"/>
-              <w:right w:val="single" w:sz="4" w:space="0" w:color="auto"/>
-            </w:tcBorders>
-            <w:vAlign w:val="center"/>
-            <w:hideMark/>
-          </w:tcPr>
-          <w:p>
-            <w:pPr>
-              <w:spacing w:after="0" w:line="240" w:lineRule="auto"/>
-              <w:rPr>
-                <w:rFonts w:ascii="Times New Roman" w:eastAsia="Times New Roman" w:hAnsi="Times New Roman" w:cs="Times New Roman"/>
-                <w:b/>
-                <w:bCs/>
-                <w:sz w:val="24"/>
-                <w:szCs w:val="24"/>
-              </w:rPr>
-            </w:pPr>
-          </w:p>
-        </w:tc>
-        <w:tc>
-          <w:tcPr>
-            <w:tcW w:w="292" w:type="pct"/>
-            <w:vMerge/>
-            <w:tcBorders>
-              <w:top w:val="single" w:sz="4" w:space="0" w:color="auto"/>
-              <w:left w:val="single" w:sz="4" w:space="0" w:color="auto"/>
-              <w:bottom w:val="single" w:sz="4" w:space="0" w:color="auto"/>
-              <w:right w:val="single" w:sz="4" w:space="0" w:color="auto"/>
-            </w:tcBorders>
-            <w:vAlign w:val="center"/>
-            <w:hideMark/>
-          </w:tcPr>
-          <w:p>
-            <w:pPr>
-              <w:spacing w:after="0" w:line="240" w:lineRule="auto"/>
-              <w:jc w:val="center"/>
-              <w:rPr>
-                <w:rFonts w:ascii="Times New Roman" w:eastAsia="Times New Roman" w:hAnsi="Times New Roman" w:cs="Times New Roman"/>
-                <w:b/>
-                <w:bCs/>
-                <w:sz w:val="24"/>
-                <w:szCs w:val="24"/>
-              </w:rPr>
-            </w:pPr>
-          </w:p>
-        </w:tc>
-        <w:tc>
-          <w:tcPr>
-            <w:tcW w:w="816" w:type="pct"/>
-            <w:vMerge/>
-            <w:tcBorders>
-              <w:top w:val="single" w:sz="4" w:space="0" w:color="auto"/>
-              <w:left w:val="single" w:sz="4" w:space="0" w:color="auto"/>
-              <w:bottom w:val="single" w:sz="4" w:space="0" w:color="auto"/>
-              <w:right w:val="single" w:sz="4" w:space="0" w:color="auto"/>
-            </w:tcBorders>
-            <w:vAlign w:val="center"/>
-            <w:hideMark/>
-          </w:tcPr>
-          <w:p>
-            <w:pPr>
-              <w:spacing w:after="0" w:line="240" w:lineRule="auto"/>
-              <w:jc w:val="center"/>
-              <w:rPr>
-                <w:rFonts w:ascii="Times New Roman" w:eastAsia="Times New Roman" w:hAnsi="Times New Roman" w:cs="Times New Roman"/>
-                <w:b/>
-                <w:bCs/>
-                <w:sz w:val="24"/>
-                <w:szCs w:val="24"/>
-              </w:rPr>
-            </w:pPr>
-          </w:p>
-        </w:tc>
-        <w:tc>
-          <w:tcPr>
-            <w:tcW w:w="777" w:type="pct"/>
+            <w:noWrap/>
+            <w:vAlign w:val="center"/>
+            <w:hideMark/>
+          </w:tcPr>
+          <w:p>
+            <w:pPr>
+              <w:spacing w:after="0" w:line="240" w:lineRule="auto"/>
+              <w:jc w:val="center"/>
+              <w:rPr>
+                <w:rFonts w:ascii="Times New Roman" w:eastAsia="Times New Roman" w:hAnsi="Times New Roman" w:cs="Times New Roman"/>
+                <w:sz w:val="24"/>
+                <w:szCs w:val="24"/>
+              </w:rPr>
+            </w:pPr>
+            <w:r>
+              <w:rPr>
+                <w:rFonts w:ascii="Times New Roman" w:eastAsia="Times New Roman" w:hAnsi="Times New Roman" w:cs="Times New Roman"/>
+                <w:sz w:val="24"/>
+                <w:szCs w:val="24"/>
+              </w:rPr>
+              <w:t>1</w:t>
+            </w:r>
+          </w:p>
+        </w:tc>
+        <w:tc>
+          <w:tcPr>
+            <w:tcW w:w="1325" w:type="pct"/>
             <w:tcBorders>
               <w:top w:val="nil"/>
               <w:left w:val="nil"/>
               <w:bottom w:val="single" w:sz="4" w:space="0" w:color="auto"/>
               <w:right w:val="single" w:sz="4" w:space="0" w:color="auto"/>
             </w:tcBorders>
-            <w:shd w:val="clear" w:color="000000" w:fill="FFFFFF"/>
-            <w:noWrap/>
-            <w:vAlign w:val="center"/>
-            <w:hideMark/>
-          </w:tcPr>
-          <w:p>
-            <w:pPr>
-              <w:spacing w:after="0" w:line="240" w:lineRule="auto"/>
-              <w:jc w:val="center"/>
-              <w:rPr>
-                <w:rFonts w:ascii="Times New Roman" w:eastAsia="Times New Roman" w:hAnsi="Times New Roman" w:cs="Times New Roman"/>
-                <w:sz w:val="24"/>
-                <w:szCs w:val="24"/>
-              </w:rPr>
-            </w:pPr>
-            <w:r>
-              <w:rPr>
-                <w:rFonts w:ascii="Times New Roman" w:eastAsia="Times New Roman" w:hAnsi="Times New Roman" w:cs="Times New Roman"/>
-                <w:sz w:val="24"/>
-                <w:szCs w:val="24"/>
-              </w:rPr>
-              <w:t>Số lượng</w:t>
-            </w:r>
-          </w:p>
-        </w:tc>
-        <w:tc>
-          <w:tcPr>
-            <w:tcW w:w="1364" w:type="pct"/>
+            <w:noWrap/>
+            <w:vAlign w:val="center"/>
+            <w:hideMark/>
+          </w:tcPr>
+          <w:p>
+            <w:pPr>
+              <w:spacing w:after="0" w:line="240" w:lineRule="auto"/>
+              <w:rPr>
+                <w:rFonts w:ascii="Times New Roman" w:eastAsia="Times New Roman" w:hAnsi="Times New Roman" w:cs="Times New Roman"/>
+                <w:sz w:val="24"/>
+                <w:szCs w:val="24"/>
+              </w:rPr>
+            </w:pPr>
+            <w:r>
+              <w:rPr>
+                <w:rFonts w:ascii="Times New Roman" w:eastAsia="Times New Roman" w:hAnsi="Times New Roman" w:cs="Times New Roman"/>
+                <w:sz w:val="24"/>
+                <w:szCs w:val="24"/>
+              </w:rPr>
+              <w:t>Chi phí trực tiếp</w:t>
+            </w:r>
+          </w:p>
+        </w:tc>
+        <w:tc>
+          <w:tcPr>
+            <w:tcW w:w="590" w:type="pct"/>
             <w:tcBorders>
               <w:top w:val="nil"/>
               <w:left w:val="nil"/>
               <w:bottom w:val="single" w:sz="4" w:space="0" w:color="auto"/>
               <w:right w:val="single" w:sz="4" w:space="0" w:color="auto"/>
             </w:tcBorders>
-            <w:shd w:val="clear" w:color="000000" w:fill="FFFFFF"/>
-            <w:noWrap/>
-            <w:vAlign w:val="center"/>
-            <w:hideMark/>
-          </w:tcPr>
-          <w:p>
-            <w:pPr>
-              <w:spacing w:after="0" w:line="240" w:lineRule="auto"/>
-              <w:jc w:val="center"/>
-              <w:rPr>
-                <w:rFonts w:ascii="Times New Roman" w:eastAsia="Times New Roman" w:hAnsi="Times New Roman" w:cs="Times New Roman"/>
-                <w:sz w:val="24"/>
-                <w:szCs w:val="24"/>
-              </w:rPr>
-            </w:pPr>
-            <w:r>
-              <w:rPr>
-                <w:rFonts w:ascii="Times New Roman" w:eastAsia="Times New Roman" w:hAnsi="Times New Roman" w:cs="Times New Roman"/>
-                <w:sz w:val="24"/>
-                <w:szCs w:val="24"/>
-              </w:rPr>
-              <w:t>Thành tiền</w:t>
-            </w:r>
-          </w:p>
-        </w:tc>
-        <w:tc>
-          <w:tcPr>
-            <w:tcW w:w="112" w:type="pct"/>
-            <w:vAlign w:val="center"/>
-            <w:hideMark/>
-          </w:tcPr>
-          <w:p>
-            <w:pPr>
-              <w:spacing w:after="0" w:line="240" w:lineRule="auto"/>
-              <w:rPr>
-                <w:rFonts w:ascii="Times New Roman" w:eastAsia="Times New Roman" w:hAnsi="Times New Roman" w:cs="Times New Roman"/>
-                <w:sz w:val="20"/>
-                <w:szCs w:val="20"/>
-              </w:rPr>
-            </w:pPr>
-          </w:p>
-        </w:tc>
-      </w:tr>
-      <w:tr>
-        <w:trPr>
-          <w:trHeight w:val="324"/>
-        </w:trPr>
-        <w:tc>
-          <w:tcPr>
-            <w:tcW w:w="299" w:type="pct"/>
-            <w:tcBorders>
-              <w:top w:val="nil"/>
-              <w:left w:val="single" w:sz="4" w:space="0" w:color="auto"/>
-              <w:bottom w:val="single" w:sz="4" w:space="0" w:color="auto"/>
-              <w:right w:val="single" w:sz="4" w:space="0" w:color="auto"/>
-            </w:tcBorders>
-            <w:noWrap/>
-            <w:vAlign w:val="center"/>
-          </w:tcPr>
-          <w:p>
-            <w:pPr>
-              <w:spacing w:after="0" w:line="240" w:lineRule="auto"/>
-              <w:jc w:val="center"/>
-              <w:rPr>
-                <w:rFonts w:ascii="Times New Roman" w:eastAsia="Times New Roman" w:hAnsi="Times New Roman" w:cs="Times New Roman"/>
-                <w:color w:val="000000"/>
-                <w:sz w:val="24"/>
-                <w:szCs w:val="24"/>
-              </w:rPr>
-            </w:pPr>
-            <w:r>
-              <w:rPr>
-                <w:rFonts w:ascii="Times New Roman" w:eastAsia="Times New Roman" w:hAnsi="Times New Roman" w:cs="Times New Roman"/>
-                <w:color w:val="000000"/>
-                <w:sz w:val="24"/>
-                <w:szCs w:val="24"/>
-              </w:rPr>
-              <w:t>[#PA_DOANHTHU]</w:t>
-            </w:r>
-          </w:p>
-        </w:tc>
-        <w:tc>
-          <w:tcPr>
-            <w:tcW w:w="1340" w:type="pct"/>
+            <w:noWrap/>
+            <w:vAlign w:val="center"/>
+            <w:hideMark/>
+          </w:tcPr>
+          <w:p>
+            <w:pPr>
+              <w:spacing w:after="0" w:line="240" w:lineRule="auto"/>
+              <w:jc w:val="center"/>
+              <w:rPr>
+                <w:rFonts w:ascii="Times New Roman" w:eastAsia="Times New Roman" w:hAnsi="Times New Roman" w:cs="Times New Roman"/>
+                <w:sz w:val="24"/>
+                <w:szCs w:val="24"/>
+              </w:rPr>
+            </w:pPr>
+          </w:p>
+        </w:tc>
+        <w:tc>
+          <w:tcPr>
+            <w:tcW w:w="746" w:type="pct"/>
             <w:tcBorders>
               <w:top w:val="nil"/>
               <w:left w:val="nil"/>
               <w:bottom w:val="single" w:sz="4" w:space="0" w:color="auto"/>
               <w:right w:val="single" w:sz="4" w:space="0" w:color="auto"/>
             </w:tcBorders>
-            <w:shd w:val="clear" w:color="000000" w:fill="FFFFFF"/>
-            <w:noWrap/>
-            <w:vAlign w:val="center"/>
-          </w:tcPr>
-          <w:p>
-            <w:pPr>
-              <w:spacing w:after="0" w:line="240" w:lineRule="auto"/>
-              <w:rPr>
-                <w:rFonts w:ascii="Times New Roman" w:eastAsia="Times New Roman" w:hAnsi="Times New Roman" w:cs="Times New Roman"/>
-                <w:sz w:val="24"/>
-                <w:szCs w:val="24"/>
-              </w:rPr>
-            </w:pPr>
-          </w:p>
-        </w:tc>
-        <w:tc>
-          <w:tcPr>
-            <w:tcW w:w="292" w:type="pct"/>
+            <w:noWrap/>
+            <w:vAlign w:val="center"/>
+            <w:hideMark/>
+          </w:tcPr>
+          <w:p>
+            <w:pPr>
+              <w:spacing w:after="0" w:line="240" w:lineRule="auto"/>
+              <w:jc w:val="right"/>
+              <w:rPr>
+                <w:rFonts w:ascii="Times New Roman" w:eastAsia="Times New Roman" w:hAnsi="Times New Roman" w:cs="Times New Roman"/>
+                <w:sz w:val="24"/>
+                <w:szCs w:val="24"/>
+              </w:rPr>
+            </w:pPr>
+            <w:r>
+              <w:rPr>
+                <w:rFonts w:ascii="Times New Roman" w:eastAsia="Times New Roman" w:hAnsi="Times New Roman" w:cs="Times New Roman"/>
+                <w:sz w:val="24"/>
+                <w:szCs w:val="24"/>
+              </w:rPr>
+              <w:t> </w:t>
+            </w:r>
+          </w:p>
+        </w:tc>
+        <w:tc>
+          <w:tcPr>
+            <w:tcW w:w="647" w:type="pct"/>
             <w:tcBorders>
               <w:top w:val="nil"/>
               <w:left w:val="nil"/>
               <w:bottom w:val="single" w:sz="4" w:space="0" w:color="auto"/>
               <w:right w:val="single" w:sz="4" w:space="0" w:color="auto"/>
             </w:tcBorders>
-            <w:shd w:val="clear" w:color="000000" w:fill="FFFFFF"/>
-            <w:noWrap/>
-            <w:vAlign w:val="center"/>
-          </w:tcPr>
-          <w:p>
-            <w:pPr>
-              <w:spacing w:after="0" w:line="240" w:lineRule="auto"/>
-              <w:jc w:val="center"/>
-              <w:rPr>
-                <w:rFonts w:ascii="Times New Roman" w:eastAsia="Times New Roman" w:hAnsi="Times New Roman" w:cs="Times New Roman"/>
-                <w:i/>
-                <w:iCs/>
-                <w:sz w:val="24"/>
-                <w:szCs w:val="24"/>
-              </w:rPr>
-            </w:pPr>
-          </w:p>
-        </w:tc>
-        <w:tc>
-          <w:tcPr>
-            <w:tcW w:w="816" w:type="pct"/>
+            <w:noWrap/>
+            <w:vAlign w:val="center"/>
+            <w:hideMark/>
+          </w:tcPr>
+          <w:p>
+            <w:pPr>
+              <w:spacing w:after="0" w:line="240" w:lineRule="auto"/>
+              <w:jc w:val="right"/>
+              <w:rPr>
+                <w:rFonts w:ascii="Times New Roman" w:eastAsia="Times New Roman" w:hAnsi="Times New Roman" w:cs="Times New Roman"/>
+                <w:sz w:val="24"/>
+                <w:szCs w:val="24"/>
+              </w:rPr>
+            </w:pPr>
+            <w:r>
+              <w:rPr>
+                <w:rFonts w:ascii="Times New Roman" w:eastAsia="Times New Roman" w:hAnsi="Times New Roman" w:cs="Times New Roman"/>
+                <w:sz w:val="24"/>
+                <w:szCs w:val="24"/>
+              </w:rPr>
+              <w:t> </w:t>
+            </w:r>
+          </w:p>
+        </w:tc>
+        <w:tc>
+          <w:tcPr>
+            <w:tcW w:w="1277" w:type="pct"/>
             <w:tcBorders>
               <w:top w:val="nil"/>
               <w:left w:val="nil"/>
@@ -3496,6 +3409,7 @@
             </w:tcBorders>
             <w:noWrap/>
             <w:vAlign w:val="center"/>
+            <w:hideMark/>
           </w:tcPr>
           <w:p>
             <w:pPr>
@@ -3507,72 +3421,14 @@
                 <w:szCs w:val="24"/>
               </w:rPr>
             </w:pPr>
-          </w:p>
-        </w:tc>
-        <w:tc>
-          <w:tcPr>
-            <w:tcW w:w="777" w:type="pct"/>
-            <w:tcBorders>
-              <w:top w:val="nil"/>
-              <w:left w:val="nil"/>
-              <w:bottom w:val="single" w:sz="4" w:space="0" w:color="auto"/>
-              <w:right w:val="single" w:sz="4" w:space="0" w:color="auto"/>
-            </w:tcBorders>
-            <w:noWrap/>
-            <w:vAlign w:val="center"/>
-          </w:tcPr>
-          <w:p>
-            <w:pPr>
-              <w:spacing w:after="0" w:line="240" w:lineRule="auto"/>
-              <w:jc w:val="right"/>
-              <w:rPr>
-                <w:rFonts w:ascii="Times New Roman" w:eastAsia="Times New Roman" w:hAnsi="Times New Roman" w:cs="Times New Roman"/>
-                <w:sz w:val="24"/>
-                <w:szCs w:val="24"/>
-              </w:rPr>
-            </w:pPr>
-          </w:p>
-        </w:tc>
-        <w:tc>
-          <w:tcPr>
-            <w:tcW w:w="1364" w:type="pct"/>
-            <w:tcBorders>
-              <w:top w:val="nil"/>
-              <w:left w:val="nil"/>
-              <w:bottom w:val="single" w:sz="4" w:space="0" w:color="auto"/>
-              <w:right w:val="single" w:sz="4" w:space="0" w:color="auto"/>
-            </w:tcBorders>
-            <w:shd w:val="clear" w:color="000000" w:fill="FFFFFF"/>
-            <w:noWrap/>
-            <w:vAlign w:val="center"/>
-          </w:tcPr>
-          <w:p>
-            <w:pPr>
-              <w:spacing w:after="0" w:line="240" w:lineRule="auto"/>
-              <w:jc w:val="right"/>
-              <w:rPr>
-                <w:rFonts w:ascii="Times New Roman" w:eastAsia="Times New Roman" w:hAnsi="Times New Roman" w:cs="Times New Roman"/>
-                <w:sz w:val="24"/>
-                <w:szCs w:val="24"/>
-              </w:rPr>
-            </w:pPr>
-          </w:p>
-        </w:tc>
-        <w:tc>
-          <w:tcPr>
-            <w:tcW w:w="112" w:type="pct"/>
-            <w:vAlign w:val="center"/>
-            <w:hideMark/>
-          </w:tcPr>
-          <w:p>
-            <w:pPr>
-              <w:spacing w:after="0" w:line="240" w:lineRule="auto"/>
-              <w:rPr>
-                <w:rFonts w:ascii="Times New Roman" w:eastAsia="Times New Roman" w:hAnsi="Times New Roman" w:cs="Times New Roman"/>
-                <w:sz w:val="20"/>
-                <w:szCs w:val="20"/>
-              </w:rPr>
-            </w:pPr>
+            <w:r>
+              <w:rPr>
+                <w:rFonts w:ascii="Times New Roman" w:eastAsia="Times New Roman" w:hAnsi="Times New Roman" w:cs="Times New Roman"/>
+                <w:sz w:val="24"/>
+                <w:szCs w:val="24"/>
+              </w:rPr>
+              <w:t>[PA.Tổng chi phí trực tiếp]</w:t>
+            </w:r>
           </w:p>
         </w:tc>
       </w:tr>
@@ -3582,7 +3438,7 @@
         </w:trPr>
         <w:tc>
           <w:tcPr>
-            <w:tcW w:w="299" w:type="pct"/>
+            <w:tcW w:w="415" w:type="pct"/>
             <w:tcBorders>
               <w:top w:val="nil"/>
               <w:left w:val="single" w:sz="4" w:space="0" w:color="auto"/>
@@ -3591,91 +3447,88 @@
             </w:tcBorders>
             <w:noWrap/>
             <w:vAlign w:val="center"/>
-          </w:tcPr>
-          <w:p>
-            <w:pPr>
-              <w:spacing w:after="0" w:line="240" w:lineRule="auto"/>
-              <w:jc w:val="center"/>
-              <w:rPr>
-                <w:rFonts w:ascii="Times New Roman" w:eastAsia="Times New Roman" w:hAnsi="Times New Roman" w:cs="Times New Roman"/>
-                <w:color w:val="000000"/>
-                <w:sz w:val="24"/>
-                <w:szCs w:val="24"/>
-              </w:rPr>
-            </w:pPr>
-            <w:r>
-              <w:rPr>
-                <w:rFonts w:ascii="Times New Roman" w:eastAsia="Times New Roman" w:hAnsi="Times New Roman" w:cs="Times New Roman"/>
-                <w:color w:val="000000"/>
-                <w:sz w:val="24"/>
-                <w:szCs w:val="24"/>
-              </w:rPr>
-              <w:t>[STT]</w:t>
-            </w:r>
-          </w:p>
-        </w:tc>
-        <w:tc>
-          <w:tcPr>
-            <w:tcW w:w="1340" w:type="pct"/>
+            <w:hideMark/>
+          </w:tcPr>
+          <w:p>
+            <w:pPr>
+              <w:spacing w:after="0" w:line="240" w:lineRule="auto"/>
+              <w:jc w:val="center"/>
+              <w:rPr>
+                <w:rFonts w:ascii="Times New Roman" w:eastAsia="Times New Roman" w:hAnsi="Times New Roman" w:cs="Times New Roman"/>
+                <w:sz w:val="24"/>
+                <w:szCs w:val="24"/>
+              </w:rPr>
+            </w:pPr>
+            <w:r>
+              <w:rPr>
+                <w:rFonts w:ascii="Times New Roman" w:eastAsia="Times New Roman" w:hAnsi="Times New Roman" w:cs="Times New Roman"/>
+                <w:sz w:val="24"/>
+                <w:szCs w:val="24"/>
+              </w:rPr>
+              <w:t>2</w:t>
+            </w:r>
+          </w:p>
+        </w:tc>
+        <w:tc>
+          <w:tcPr>
+            <w:tcW w:w="1325" w:type="pct"/>
             <w:tcBorders>
               <w:top w:val="nil"/>
               <w:left w:val="nil"/>
               <w:bottom w:val="single" w:sz="4" w:space="0" w:color="auto"/>
               <w:right w:val="single" w:sz="4" w:space="0" w:color="auto"/>
             </w:tcBorders>
-            <w:shd w:val="clear" w:color="000000" w:fill="FFFFFF"/>
-            <w:noWrap/>
-            <w:vAlign w:val="center"/>
-          </w:tcPr>
-          <w:p>
-            <w:pPr>
-              <w:spacing w:after="0" w:line="240" w:lineRule="auto"/>
-              <w:rPr>
-                <w:rFonts w:ascii="Times New Roman" w:eastAsia="Times New Roman" w:hAnsi="Times New Roman" w:cs="Times New Roman"/>
-                <w:sz w:val="24"/>
-                <w:szCs w:val="24"/>
-              </w:rPr>
-            </w:pPr>
-            <w:r>
-              <w:rPr>
-                <w:rFonts w:ascii="Times New Roman" w:eastAsia="Times New Roman" w:hAnsi="Times New Roman" w:cs="Times New Roman"/>
-                <w:sz w:val="24"/>
-                <w:szCs w:val="24"/>
-              </w:rPr>
-              <w:t>[Mô tả]</w:t>
-            </w:r>
-          </w:p>
-        </w:tc>
-        <w:tc>
-          <w:tcPr>
-            <w:tcW w:w="292" w:type="pct"/>
+            <w:noWrap/>
+            <w:vAlign w:val="center"/>
+            <w:hideMark/>
+          </w:tcPr>
+          <w:p>
+            <w:pPr>
+              <w:spacing w:after="0" w:line="240" w:lineRule="auto"/>
+              <w:rPr>
+                <w:rFonts w:ascii="Times New Roman" w:eastAsia="Times New Roman" w:hAnsi="Times New Roman" w:cs="Times New Roman"/>
+                <w:sz w:val="24"/>
+                <w:szCs w:val="24"/>
+              </w:rPr>
+            </w:pPr>
+            <w:r>
+              <w:rPr>
+                <w:rFonts w:ascii="Times New Roman" w:eastAsia="Times New Roman" w:hAnsi="Times New Roman" w:cs="Times New Roman"/>
+                <w:sz w:val="24"/>
+                <w:szCs w:val="24"/>
+              </w:rPr>
+              <w:t>Chi phí gián tiếp</w:t>
+            </w:r>
+          </w:p>
+        </w:tc>
+        <w:tc>
+          <w:tcPr>
+            <w:tcW w:w="590" w:type="pct"/>
             <w:tcBorders>
               <w:top w:val="nil"/>
               <w:left w:val="nil"/>
               <w:bottom w:val="single" w:sz="4" w:space="0" w:color="auto"/>
               <w:right w:val="single" w:sz="4" w:space="0" w:color="auto"/>
             </w:tcBorders>
-            <w:shd w:val="clear" w:color="000000" w:fill="FFFFFF"/>
-            <w:noWrap/>
-            <w:vAlign w:val="center"/>
-          </w:tcPr>
-          <w:p>
-            <w:pPr>
-              <w:spacing w:after="0" w:line="240" w:lineRule="auto"/>
-              <w:jc w:val="center"/>
-              <w:rPr>
-                <w:rFonts w:ascii="Times New Roman" w:eastAsia="Times New Roman" w:hAnsi="Times New Roman" w:cs="Times New Roman"/>
-                <w:i/>
-                <w:iCs/>
-                <w:sz w:val="24"/>
-                <w:szCs w:val="24"/>
-              </w:rPr>
-            </w:pPr>
-          </w:p>
-        </w:tc>
-        <w:tc>
-          <w:tcPr>
-            <w:tcW w:w="816" w:type="pct"/>
+            <w:noWrap/>
+            <w:vAlign w:val="center"/>
+            <w:hideMark/>
+          </w:tcPr>
+          <w:p>
+            <w:pPr>
+              <w:spacing w:after="0" w:line="240" w:lineRule="auto"/>
+              <w:jc w:val="center"/>
+              <w:rPr>
+                <w:rFonts w:ascii="Times New Roman" w:eastAsia="Times New Roman" w:hAnsi="Times New Roman" w:cs="Times New Roman"/>
+                <w:sz w:val="24"/>
+                <w:szCs w:val="24"/>
+              </w:rPr>
+            </w:pPr>
+          </w:p>
+        </w:tc>
+        <w:tc>
+          <w:tcPr>
+            <w:tcW w:w="746" w:type="pct"/>
             <w:tcBorders>
               <w:top w:val="nil"/>
               <w:left w:val="nil"/>
@@ -3684,6 +3537,7 @@
             </w:tcBorders>
             <w:noWrap/>
             <w:vAlign w:val="center"/>
+            <w:hideMark/>
           </w:tcPr>
           <w:p>
             <w:pPr>
@@ -3701,13 +3555,13 @@
                 <w:sz w:val="24"/>
                 <w:szCs w:val="24"/>
               </w:rPr>
-              <w:t>[Đơn giá]</w:t>
-            </w:r>
-          </w:p>
-        </w:tc>
-        <w:tc>
-          <w:tcPr>
-            <w:tcW w:w="777" w:type="pct"/>
+              <w:t> </w:t>
+            </w:r>
+          </w:p>
+        </w:tc>
+        <w:tc>
+          <w:tcPr>
+            <w:tcW w:w="647" w:type="pct"/>
             <w:tcBorders>
               <w:top w:val="nil"/>
               <w:left w:val="nil"/>
@@ -3716,6 +3570,7 @@
             </w:tcBorders>
             <w:noWrap/>
             <w:vAlign w:val="center"/>
+            <w:hideMark/>
           </w:tcPr>
           <w:p>
             <w:pPr>
@@ -3733,22 +3588,22 @@
                 <w:sz w:val="24"/>
                 <w:szCs w:val="24"/>
               </w:rPr>
-              <w:t>[Số lượng]</w:t>
-            </w:r>
-          </w:p>
-        </w:tc>
-        <w:tc>
-          <w:tcPr>
-            <w:tcW w:w="1364" w:type="pct"/>
+              <w:t> </w:t>
+            </w:r>
+          </w:p>
+        </w:tc>
+        <w:tc>
+          <w:tcPr>
+            <w:tcW w:w="1277" w:type="pct"/>
             <w:tcBorders>
               <w:top w:val="nil"/>
               <w:left w:val="nil"/>
               <w:bottom w:val="single" w:sz="4" w:space="0" w:color="auto"/>
               <w:right w:val="single" w:sz="4" w:space="0" w:color="auto"/>
             </w:tcBorders>
-            <w:shd w:val="clear" w:color="000000" w:fill="FFFFFF"/>
-            <w:noWrap/>
-            <w:vAlign w:val="center"/>
+            <w:noWrap/>
+            <w:vAlign w:val="center"/>
+            <w:hideMark/>
           </w:tcPr>
           <w:p>
             <w:pPr>
@@ -3766,25 +3621,8 @@
                 <w:sz w:val="24"/>
                 <w:szCs w:val="24"/>
               </w:rPr>
-              <w:t>[Thành tiền]</w:t>
-            </w:r>
-          </w:p>
-        </w:tc>
-        <w:tc>
-          <w:tcPr>
-            <w:tcW w:w="112" w:type="pct"/>
-            <w:vAlign w:val="center"/>
-            <w:hideMark/>
-          </w:tcPr>
-          <w:p>
-            <w:pPr>
-              <w:spacing w:after="0" w:line="240" w:lineRule="auto"/>
-              <w:rPr>
-                <w:rFonts w:ascii="Times New Roman" w:eastAsia="Times New Roman" w:hAnsi="Times New Roman" w:cs="Times New Roman"/>
-                <w:sz w:val="20"/>
-                <w:szCs w:val="20"/>
-              </w:rPr>
-            </w:pPr>
+              <w:t>[PA.Tổng chi phí gián tiếp]</w:t>
+            </w:r>
           </w:p>
         </w:tc>
       </w:tr>
@@ -3794,7 +3632,7 @@
         </w:trPr>
         <w:tc>
           <w:tcPr>
-            <w:tcW w:w="299" w:type="pct"/>
+            <w:tcW w:w="415" w:type="pct"/>
             <w:tcBorders>
               <w:top w:val="nil"/>
               <w:left w:val="single" w:sz="4" w:space="0" w:color="auto"/>
@@ -3803,83 +3641,96 @@
             </w:tcBorders>
             <w:noWrap/>
             <w:vAlign w:val="center"/>
-          </w:tcPr>
-          <w:p>
-            <w:pPr>
-              <w:spacing w:after="0" w:line="240" w:lineRule="auto"/>
-              <w:jc w:val="center"/>
-              <w:rPr>
-                <w:rFonts w:ascii="Times New Roman" w:eastAsia="Times New Roman" w:hAnsi="Times New Roman" w:cs="Times New Roman"/>
-                <w:color w:val="000000"/>
-                <w:sz w:val="24"/>
-                <w:szCs w:val="24"/>
-              </w:rPr>
-            </w:pPr>
-            <w:r>
-              <w:rPr>
-                <w:rFonts w:ascii="Times New Roman" w:eastAsia="Times New Roman" w:hAnsi="Times New Roman" w:cs="Times New Roman"/>
-                <w:color w:val="000000"/>
-                <w:sz w:val="24"/>
-                <w:szCs w:val="24"/>
-              </w:rPr>
-              <w:t>[/PA_DOANHTHU]</w:t>
-            </w:r>
-          </w:p>
-        </w:tc>
-        <w:tc>
-          <w:tcPr>
-            <w:tcW w:w="1340" w:type="pct"/>
+            <w:hideMark/>
+          </w:tcPr>
+          <w:p>
+            <w:pPr>
+              <w:spacing w:after="0" w:line="240" w:lineRule="auto"/>
+              <w:jc w:val="center"/>
+              <w:rPr>
+                <w:rFonts w:ascii="Times New Roman" w:eastAsia="Times New Roman" w:hAnsi="Times New Roman" w:cs="Times New Roman"/>
+                <w:sz w:val="24"/>
+                <w:szCs w:val="24"/>
+              </w:rPr>
+            </w:pPr>
+          </w:p>
+        </w:tc>
+        <w:tc>
+          <w:tcPr>
+            <w:tcW w:w="1325" w:type="pct"/>
             <w:tcBorders>
               <w:top w:val="nil"/>
               <w:left w:val="nil"/>
               <w:bottom w:val="single" w:sz="4" w:space="0" w:color="auto"/>
               <w:right w:val="single" w:sz="4" w:space="0" w:color="auto"/>
             </w:tcBorders>
-            <w:shd w:val="clear" w:color="000000" w:fill="FFFFFF"/>
-            <w:noWrap/>
-            <w:vAlign w:val="center"/>
-          </w:tcPr>
-          <w:p>
-            <w:pPr>
-              <w:spacing w:after="0" w:line="240" w:lineRule="auto"/>
-              <w:rPr>
-                <w:rFonts w:ascii="Times New Roman" w:eastAsia="Times New Roman" w:hAnsi="Times New Roman" w:cs="Times New Roman"/>
-                <w:sz w:val="24"/>
-                <w:szCs w:val="24"/>
-              </w:rPr>
-            </w:pPr>
-          </w:p>
-        </w:tc>
-        <w:tc>
-          <w:tcPr>
-            <w:tcW w:w="292" w:type="pct"/>
+            <w:noWrap/>
+            <w:vAlign w:val="center"/>
+            <w:hideMark/>
+          </w:tcPr>
+          <w:p>
+            <w:pPr>
+              <w:spacing w:after="0" w:line="240" w:lineRule="auto"/>
+              <w:rPr>
+                <w:rFonts w:ascii="Times New Roman" w:eastAsia="Times New Roman" w:hAnsi="Times New Roman" w:cs="Times New Roman"/>
+                <w:sz w:val="24"/>
+                <w:szCs w:val="24"/>
+              </w:rPr>
+            </w:pPr>
+            <w:r>
+              <w:rPr>
+                <w:rFonts w:ascii="Times New Roman" w:eastAsia="Times New Roman" w:hAnsi="Times New Roman" w:cs="Times New Roman"/>
+                <w:sz w:val="24"/>
+                <w:szCs w:val="24"/>
+              </w:rPr>
+              <w:t>Lãi vay</w:t>
+            </w:r>
+          </w:p>
+        </w:tc>
+        <w:tc>
+          <w:tcPr>
+            <w:tcW w:w="590" w:type="pct"/>
             <w:tcBorders>
               <w:top w:val="nil"/>
               <w:left w:val="nil"/>
               <w:bottom w:val="single" w:sz="4" w:space="0" w:color="auto"/>
               <w:right w:val="single" w:sz="4" w:space="0" w:color="auto"/>
             </w:tcBorders>
-            <w:shd w:val="clear" w:color="000000" w:fill="FFFFFF"/>
-            <w:noWrap/>
-            <w:vAlign w:val="center"/>
-          </w:tcPr>
-          <w:p>
-            <w:pPr>
-              <w:spacing w:after="0" w:line="240" w:lineRule="auto"/>
-              <w:jc w:val="center"/>
-              <w:rPr>
-                <w:rFonts w:ascii="Times New Roman" w:eastAsia="Times New Roman" w:hAnsi="Times New Roman" w:cs="Times New Roman"/>
-                <w:i/>
-                <w:iCs/>
-                <w:sz w:val="24"/>
-                <w:szCs w:val="24"/>
-              </w:rPr>
-            </w:pPr>
-          </w:p>
-        </w:tc>
-        <w:tc>
-          <w:tcPr>
-            <w:tcW w:w="816" w:type="pct"/>
+            <w:noWrap/>
+            <w:vAlign w:val="center"/>
+            <w:hideMark/>
+          </w:tcPr>
+          <w:p>
+            <w:pPr>
+              <w:spacing w:after="0" w:line="240" w:lineRule="auto"/>
+              <w:jc w:val="center"/>
+              <w:rPr>
+                <w:rFonts w:ascii="Times New Roman" w:eastAsia="Times New Roman" w:hAnsi="Times New Roman" w:cs="Times New Roman"/>
+                <w:sz w:val="24"/>
+                <w:szCs w:val="24"/>
+              </w:rPr>
+            </w:pPr>
+            <w:r>
+              <w:rPr>
+                <w:rFonts w:ascii="Times New Roman" w:eastAsia="Times New Roman" w:hAnsi="Times New Roman" w:cs="Times New Roman"/>
+                <w:sz w:val="24"/>
+                <w:szCs w:val="24"/>
+              </w:rPr>
+              <w:t>Đ</w:t>
+            </w:r>
+            <w:r>
+              <w:rPr>
+                <w:rFonts w:ascii="Times New Roman" w:eastAsia="Times New Roman" w:hAnsi="Times New Roman" w:cs="Times New Roman"/>
+                <w:sz w:val="24"/>
+                <w:szCs w:val="24"/>
+              </w:rPr>
+              <w:t>ồng</w:t>
+            </w:r>
+          </w:p>
+        </w:tc>
+        <w:tc>
+          <w:tcPr>
+            <w:tcW w:w="746" w:type="pct"/>
             <w:tcBorders>
               <w:top w:val="nil"/>
               <w:left w:val="nil"/>
@@ -3888,6 +3739,7 @@
             </w:tcBorders>
             <w:noWrap/>
             <w:vAlign w:val="center"/>
+            <w:hideMark/>
           </w:tcPr>
           <w:p>
             <w:pPr>
@@ -3899,11 +3751,19 @@
                 <w:szCs w:val="24"/>
               </w:rPr>
             </w:pPr>
-          </w:p>
-        </w:tc>
-        <w:tc>
-          <w:tcPr>
-            <w:tcW w:w="777" w:type="pct"/>
+            <w:r>
+              <w:rPr>
+                <w:rFonts w:ascii="Times New Roman" w:eastAsia="Times New Roman" w:hAnsi="Times New Roman" w:cs="Times New Roman"/>
+                <w:sz w:val="24"/>
+                <w:szCs w:val="24"/>
+              </w:rPr>
+              <w:t>[PA.LS vay]</w:t>
+            </w:r>
+          </w:p>
+        </w:tc>
+        <w:tc>
+          <w:tcPr>
+            <w:tcW w:w="647" w:type="pct"/>
             <w:tcBorders>
               <w:top w:val="nil"/>
               <w:left w:val="nil"/>
@@ -3912,6 +3772,7 @@
             </w:tcBorders>
             <w:noWrap/>
             <w:vAlign w:val="center"/>
+            <w:hideMark/>
           </w:tcPr>
           <w:p>
             <w:pPr>
@@ -3923,20 +3784,28 @@
                 <w:szCs w:val="24"/>
               </w:rPr>
             </w:pPr>
-          </w:p>
-        </w:tc>
-        <w:tc>
-          <w:tcPr>
-            <w:tcW w:w="1364" w:type="pct"/>
+            <w:r>
+              <w:rPr>
+                <w:rFonts w:ascii="Times New Roman" w:eastAsia="Times New Roman" w:hAnsi="Times New Roman" w:cs="Times New Roman"/>
+                <w:sz w:val="24"/>
+                <w:szCs w:val="24"/>
+              </w:rPr>
+              <w:t>[PA.Số tiền vay]</w:t>
+            </w:r>
+          </w:p>
+        </w:tc>
+        <w:tc>
+          <w:tcPr>
+            <w:tcW w:w="1277" w:type="pct"/>
             <w:tcBorders>
               <w:top w:val="nil"/>
               <w:left w:val="nil"/>
               <w:bottom w:val="single" w:sz="4" w:space="0" w:color="auto"/>
               <w:right w:val="single" w:sz="4" w:space="0" w:color="auto"/>
             </w:tcBorders>
-            <w:shd w:val="clear" w:color="000000" w:fill="FFFFFF"/>
-            <w:noWrap/>
-            <w:vAlign w:val="center"/>
+            <w:noWrap/>
+            <w:vAlign w:val="center"/>
+            <w:hideMark/>
           </w:tcPr>
           <w:p>
             <w:pPr>
@@ -3948,23 +3817,14 @@
                 <w:szCs w:val="24"/>
               </w:rPr>
             </w:pPr>
-          </w:p>
-        </w:tc>
-        <w:tc>
-          <w:tcPr>
-            <w:tcW w:w="112" w:type="pct"/>
-            <w:vAlign w:val="center"/>
-            <w:hideMark/>
-          </w:tcPr>
-          <w:p>
-            <w:pPr>
-              <w:spacing w:after="0" w:line="240" w:lineRule="auto"/>
-              <w:rPr>
-                <w:rFonts w:ascii="Times New Roman" w:eastAsia="Times New Roman" w:hAnsi="Times New Roman" w:cs="Times New Roman"/>
-                <w:sz w:val="20"/>
-                <w:szCs w:val="20"/>
-              </w:rPr>
-            </w:pPr>
+            <w:r>
+              <w:rPr>
+                <w:rFonts w:ascii="Times New Roman" w:eastAsia="Times New Roman" w:hAnsi="Times New Roman" w:cs="Times New Roman"/>
+                <w:sz w:val="24"/>
+                <w:szCs w:val="24"/>
+              </w:rPr>
+              <w:t>[PA.Lãi vay NH]</w:t>
+            </w:r>
           </w:p>
         </w:tc>
       </w:tr>
@@ -3974,7 +3834,7 @@
         </w:trPr>
         <w:tc>
           <w:tcPr>
-            <w:tcW w:w="299" w:type="pct"/>
+            <w:tcW w:w="415" w:type="pct"/>
             <w:tcBorders>
               <w:top w:val="nil"/>
               <w:left w:val="single" w:sz="4" w:space="0" w:color="auto"/>
@@ -3991,104 +3851,80 @@
               <w:jc w:val="center"/>
               <w:rPr>
                 <w:rFonts w:ascii="Times New Roman" w:eastAsia="Times New Roman" w:hAnsi="Times New Roman" w:cs="Times New Roman"/>
-                <w:b/>
-                <w:bCs/>
-                <w:color w:val="000000"/>
-                <w:sz w:val="24"/>
-                <w:szCs w:val="24"/>
-              </w:rPr>
-            </w:pPr>
-            <w:r>
-              <w:rPr>
-                <w:rFonts w:ascii="Times New Roman" w:eastAsia="Times New Roman" w:hAnsi="Times New Roman" w:cs="Times New Roman"/>
-                <w:b/>
-                <w:bCs/>
-                <w:color w:val="000000"/>
-                <w:sz w:val="24"/>
-                <w:szCs w:val="24"/>
-              </w:rPr>
-              <w:t>III</w:t>
-            </w:r>
-          </w:p>
-        </w:tc>
-        <w:tc>
-          <w:tcPr>
-            <w:tcW w:w="1340" w:type="pct"/>
+                <w:sz w:val="24"/>
+                <w:szCs w:val="24"/>
+              </w:rPr>
+            </w:pPr>
+            <w:r>
+              <w:rPr>
+                <w:rFonts w:ascii="Times New Roman" w:eastAsia="Times New Roman" w:hAnsi="Times New Roman" w:cs="Times New Roman"/>
+                <w:sz w:val="24"/>
+                <w:szCs w:val="24"/>
+              </w:rPr>
+              <w:t>II</w:t>
+            </w:r>
+          </w:p>
+        </w:tc>
+        <w:tc>
+          <w:tcPr>
+            <w:tcW w:w="1325" w:type="pct"/>
             <w:tcBorders>
               <w:top w:val="nil"/>
               <w:left w:val="nil"/>
               <w:bottom w:val="single" w:sz="4" w:space="0" w:color="auto"/>
               <w:right w:val="single" w:sz="4" w:space="0" w:color="auto"/>
             </w:tcBorders>
-            <w:shd w:val="clear" w:color="000000" w:fill="FFFFFF"/>
-            <w:noWrap/>
-            <w:vAlign w:val="center"/>
-            <w:hideMark/>
-          </w:tcPr>
-          <w:p>
-            <w:pPr>
-              <w:spacing w:after="0" w:line="240" w:lineRule="auto"/>
-              <w:rPr>
-                <w:rFonts w:ascii="Times New Roman" w:eastAsia="Times New Roman" w:hAnsi="Times New Roman" w:cs="Times New Roman"/>
-                <w:b/>
-                <w:bCs/>
-                <w:sz w:val="24"/>
-                <w:szCs w:val="24"/>
-              </w:rPr>
-            </w:pPr>
-            <w:r>
-              <w:rPr>
-                <w:rFonts w:ascii="Times New Roman" w:eastAsia="Times New Roman" w:hAnsi="Times New Roman" w:cs="Times New Roman"/>
-                <w:b/>
-                <w:bCs/>
-                <w:sz w:val="24"/>
-                <w:szCs w:val="24"/>
-              </w:rPr>
-              <w:t>III. LÃI(+), LỖ(-)</w:t>
-            </w:r>
-          </w:p>
-        </w:tc>
-        <w:tc>
-          <w:tcPr>
-            <w:tcW w:w="292" w:type="pct"/>
+            <w:noWrap/>
+            <w:vAlign w:val="center"/>
+            <w:hideMark/>
+          </w:tcPr>
+          <w:p>
+            <w:pPr>
+              <w:spacing w:after="0" w:line="240" w:lineRule="auto"/>
+              <w:rPr>
+                <w:rFonts w:ascii="Times New Roman" w:eastAsia="Times New Roman" w:hAnsi="Times New Roman" w:cs="Times New Roman"/>
+                <w:sz w:val="24"/>
+                <w:szCs w:val="24"/>
+              </w:rPr>
+            </w:pPr>
+            <w:r>
+              <w:rPr>
+                <w:rFonts w:ascii="Times New Roman" w:eastAsia="Times New Roman" w:hAnsi="Times New Roman" w:cs="Times New Roman"/>
+                <w:sz w:val="24"/>
+                <w:szCs w:val="24"/>
+              </w:rPr>
+              <w:t>Doanh thu</w:t>
+            </w:r>
+          </w:p>
+        </w:tc>
+        <w:tc>
+          <w:tcPr>
+            <w:tcW w:w="590" w:type="pct"/>
             <w:tcBorders>
               <w:top w:val="nil"/>
               <w:left w:val="nil"/>
               <w:bottom w:val="single" w:sz="4" w:space="0" w:color="auto"/>
               <w:right w:val="single" w:sz="4" w:space="0" w:color="auto"/>
             </w:tcBorders>
-            <w:shd w:val="clear" w:color="000000" w:fill="FFFFFF"/>
-            <w:noWrap/>
-            <w:vAlign w:val="center"/>
-            <w:hideMark/>
-          </w:tcPr>
-          <w:p>
-            <w:pPr>
-              <w:spacing w:after="0" w:line="240" w:lineRule="auto"/>
-              <w:jc w:val="center"/>
-              <w:rPr>
-                <w:rFonts w:ascii="Times New Roman" w:eastAsia="Times New Roman" w:hAnsi="Times New Roman" w:cs="Times New Roman"/>
-                <w:i/>
-                <w:iCs/>
-                <w:sz w:val="24"/>
-                <w:szCs w:val="24"/>
-              </w:rPr>
-            </w:pPr>
-            <w:r>
-              <w:rPr>
-                <w:rFonts w:ascii="Times New Roman" w:eastAsia="Times New Roman" w:hAnsi="Times New Roman" w:cs="Times New Roman"/>
-                <w:i/>
-                <w:iCs/>
-                <w:sz w:val="24"/>
-                <w:szCs w:val="24"/>
-              </w:rPr>
-              <w:t>đ</w:t>
-            </w:r>
-          </w:p>
-        </w:tc>
-        <w:tc>
-          <w:tcPr>
-            <w:tcW w:w="816" w:type="pct"/>
+            <w:noWrap/>
+            <w:vAlign w:val="center"/>
+            <w:hideMark/>
+          </w:tcPr>
+          <w:p>
+            <w:pPr>
+              <w:spacing w:after="0" w:line="240" w:lineRule="auto"/>
+              <w:jc w:val="center"/>
+              <w:rPr>
+                <w:rFonts w:ascii="Times New Roman" w:eastAsia="Times New Roman" w:hAnsi="Times New Roman" w:cs="Times New Roman"/>
+                <w:sz w:val="24"/>
+                <w:szCs w:val="24"/>
+              </w:rPr>
+            </w:pPr>
+          </w:p>
+        </w:tc>
+        <w:tc>
+          <w:tcPr>
+            <w:tcW w:w="746" w:type="pct"/>
             <w:tcBorders>
               <w:top w:val="nil"/>
               <w:left w:val="nil"/>
@@ -4105,17 +3941,23 @@
               <w:jc w:val="right"/>
               <w:rPr>
                 <w:rFonts w:ascii="Times New Roman" w:eastAsia="Times New Roman" w:hAnsi="Times New Roman" w:cs="Times New Roman"/>
-                <w:b/>
-                <w:bCs/>
-                <w:sz w:val="24"/>
-                <w:szCs w:val="24"/>
-              </w:rPr>
-            </w:pPr>
-          </w:p>
-        </w:tc>
-        <w:tc>
-          <w:tcPr>
-            <w:tcW w:w="777" w:type="pct"/>
+                <w:sz w:val="24"/>
+                <w:szCs w:val="24"/>
+              </w:rPr>
+            </w:pPr>
+            <w:r>
+              <w:rPr>
+                <w:rFonts w:ascii="Times New Roman" w:eastAsia="Times New Roman" w:hAnsi="Times New Roman" w:cs="Times New Roman"/>
+                <w:sz w:val="24"/>
+                <w:szCs w:val="24"/>
+              </w:rPr>
+              <w:t> </w:t>
+            </w:r>
+          </w:p>
+        </w:tc>
+        <w:tc>
+          <w:tcPr>
+            <w:tcW w:w="647" w:type="pct"/>
             <w:tcBorders>
               <w:top w:val="nil"/>
               <w:left w:val="nil"/>
@@ -4132,24 +3974,29 @@
               <w:jc w:val="right"/>
               <w:rPr>
                 <w:rFonts w:ascii="Times New Roman" w:eastAsia="Times New Roman" w:hAnsi="Times New Roman" w:cs="Times New Roman"/>
-                <w:b/>
-                <w:bCs/>
-                <w:sz w:val="24"/>
-                <w:szCs w:val="24"/>
-              </w:rPr>
-            </w:pPr>
-          </w:p>
-        </w:tc>
-        <w:tc>
-          <w:tcPr>
-            <w:tcW w:w="1364" w:type="pct"/>
+                <w:sz w:val="24"/>
+                <w:szCs w:val="24"/>
+              </w:rPr>
+            </w:pPr>
+            <w:r>
+              <w:rPr>
+                <w:rFonts w:ascii="Times New Roman" w:eastAsia="Times New Roman" w:hAnsi="Times New Roman" w:cs="Times New Roman"/>
+                <w:sz w:val="24"/>
+                <w:szCs w:val="24"/>
+              </w:rPr>
+              <w:t> </w:t>
+            </w:r>
+          </w:p>
+        </w:tc>
+        <w:tc>
+          <w:tcPr>
+            <w:tcW w:w="1277" w:type="pct"/>
             <w:tcBorders>
               <w:top w:val="nil"/>
               <w:left w:val="nil"/>
               <w:bottom w:val="single" w:sz="4" w:space="0" w:color="auto"/>
               <w:right w:val="single" w:sz="4" w:space="0" w:color="auto"/>
             </w:tcBorders>
-            <w:shd w:val="clear" w:color="000000" w:fill="FFFFFF"/>
             <w:noWrap/>
             <w:vAlign w:val="center"/>
             <w:hideMark/>
@@ -4160,39 +4007,802 @@
               <w:jc w:val="right"/>
               <w:rPr>
                 <w:rFonts w:ascii="Times New Roman" w:eastAsia="Times New Roman" w:hAnsi="Times New Roman" w:cs="Times New Roman"/>
-                <w:b/>
-                <w:bCs/>
-                <w:sz w:val="24"/>
-                <w:szCs w:val="24"/>
-              </w:rPr>
-            </w:pPr>
-            <w:r>
-              <w:rPr>
-                <w:rFonts w:ascii="Times New Roman" w:eastAsia="Times New Roman" w:hAnsi="Times New Roman" w:cs="Times New Roman"/>
-                <w:b/>
-                <w:bCs/>
+                <w:sz w:val="24"/>
+                <w:szCs w:val="24"/>
+              </w:rPr>
+            </w:pPr>
+            <w:r>
+              <w:rPr>
+                <w:rFonts w:ascii="Times New Roman" w:eastAsia="Times New Roman" w:hAnsi="Times New Roman" w:cs="Times New Roman"/>
+                <w:sz w:val="24"/>
+                <w:szCs w:val="24"/>
+              </w:rPr>
+              <w:t>[PA.Tổng doanh thu dự kiến]</w:t>
+            </w:r>
+          </w:p>
+        </w:tc>
+      </w:tr>
+      <w:tr>
+        <w:trPr>
+          <w:trHeight w:val="312"/>
+        </w:trPr>
+        <w:tc>
+          <w:tcPr>
+            <w:tcW w:w="415" w:type="pct"/>
+            <w:tcBorders>
+              <w:top w:val="nil"/>
+              <w:left w:val="single" w:sz="4" w:space="0" w:color="auto"/>
+              <w:bottom w:val="single" w:sz="4" w:space="0" w:color="auto"/>
+              <w:right w:val="single" w:sz="4" w:space="0" w:color="auto"/>
+            </w:tcBorders>
+            <w:noWrap/>
+            <w:vAlign w:val="center"/>
+            <w:hideMark/>
+          </w:tcPr>
+          <w:p>
+            <w:pPr>
+              <w:spacing w:after="0" w:line="240" w:lineRule="auto"/>
+              <w:jc w:val="center"/>
+              <w:rPr>
+                <w:rFonts w:ascii="Times New Roman" w:eastAsia="Times New Roman" w:hAnsi="Times New Roman" w:cs="Times New Roman"/>
+                <w:sz w:val="24"/>
+                <w:szCs w:val="24"/>
+              </w:rPr>
+            </w:pPr>
+            <w:r>
+              <w:rPr>
+                <w:rFonts w:ascii="Times New Roman" w:eastAsia="Times New Roman" w:hAnsi="Times New Roman" w:cs="Times New Roman"/>
+                <w:sz w:val="24"/>
+                <w:szCs w:val="24"/>
+              </w:rPr>
+              <w:t>[#PA_DOANHTHU]</w:t>
+            </w:r>
+          </w:p>
+        </w:tc>
+        <w:tc>
+          <w:tcPr>
+            <w:tcW w:w="1325" w:type="pct"/>
+            <w:tcBorders>
+              <w:top w:val="nil"/>
+              <w:left w:val="nil"/>
+              <w:bottom w:val="single" w:sz="4" w:space="0" w:color="auto"/>
+              <w:right w:val="single" w:sz="4" w:space="0" w:color="auto"/>
+            </w:tcBorders>
+            <w:noWrap/>
+            <w:vAlign w:val="center"/>
+            <w:hideMark/>
+          </w:tcPr>
+          <w:p>
+            <w:pPr>
+              <w:spacing w:after="0" w:line="240" w:lineRule="auto"/>
+              <w:rPr>
+                <w:rFonts w:ascii="Times New Roman" w:eastAsia="Times New Roman" w:hAnsi="Times New Roman" w:cs="Times New Roman"/>
+                <w:sz w:val="24"/>
+                <w:szCs w:val="24"/>
+              </w:rPr>
+            </w:pPr>
+            <w:r>
+              <w:rPr>
+                <w:rFonts w:ascii="Times New Roman" w:eastAsia="Times New Roman" w:hAnsi="Times New Roman" w:cs="Times New Roman"/>
+                <w:sz w:val="24"/>
+                <w:szCs w:val="24"/>
+              </w:rPr>
+              <w:t> </w:t>
+            </w:r>
+          </w:p>
+        </w:tc>
+        <w:tc>
+          <w:tcPr>
+            <w:tcW w:w="590" w:type="pct"/>
+            <w:tcBorders>
+              <w:top w:val="nil"/>
+              <w:left w:val="nil"/>
+              <w:bottom w:val="single" w:sz="4" w:space="0" w:color="auto"/>
+              <w:right w:val="single" w:sz="4" w:space="0" w:color="auto"/>
+            </w:tcBorders>
+            <w:noWrap/>
+            <w:vAlign w:val="center"/>
+            <w:hideMark/>
+          </w:tcPr>
+          <w:p>
+            <w:pPr>
+              <w:spacing w:after="0" w:line="240" w:lineRule="auto"/>
+              <w:jc w:val="center"/>
+              <w:rPr>
+                <w:rFonts w:ascii="Times New Roman" w:eastAsia="Times New Roman" w:hAnsi="Times New Roman" w:cs="Times New Roman"/>
+                <w:sz w:val="24"/>
+                <w:szCs w:val="24"/>
+              </w:rPr>
+            </w:pPr>
+          </w:p>
+        </w:tc>
+        <w:tc>
+          <w:tcPr>
+            <w:tcW w:w="746" w:type="pct"/>
+            <w:tcBorders>
+              <w:top w:val="nil"/>
+              <w:left w:val="nil"/>
+              <w:bottom w:val="single" w:sz="4" w:space="0" w:color="auto"/>
+              <w:right w:val="single" w:sz="4" w:space="0" w:color="auto"/>
+            </w:tcBorders>
+            <w:noWrap/>
+            <w:vAlign w:val="center"/>
+            <w:hideMark/>
+          </w:tcPr>
+          <w:p>
+            <w:pPr>
+              <w:spacing w:after="0" w:line="240" w:lineRule="auto"/>
+              <w:jc w:val="right"/>
+              <w:rPr>
+                <w:rFonts w:ascii="Times New Roman" w:eastAsia="Times New Roman" w:hAnsi="Times New Roman" w:cs="Times New Roman"/>
+                <w:sz w:val="24"/>
+                <w:szCs w:val="24"/>
+              </w:rPr>
+            </w:pPr>
+            <w:r>
+              <w:rPr>
+                <w:rFonts w:ascii="Times New Roman" w:eastAsia="Times New Roman" w:hAnsi="Times New Roman" w:cs="Times New Roman"/>
+                <w:sz w:val="24"/>
+                <w:szCs w:val="24"/>
+              </w:rPr>
+              <w:t> </w:t>
+            </w:r>
+          </w:p>
+        </w:tc>
+        <w:tc>
+          <w:tcPr>
+            <w:tcW w:w="647" w:type="pct"/>
+            <w:tcBorders>
+              <w:top w:val="nil"/>
+              <w:left w:val="nil"/>
+              <w:bottom w:val="single" w:sz="4" w:space="0" w:color="auto"/>
+              <w:right w:val="single" w:sz="4" w:space="0" w:color="auto"/>
+            </w:tcBorders>
+            <w:noWrap/>
+            <w:vAlign w:val="center"/>
+            <w:hideMark/>
+          </w:tcPr>
+          <w:p>
+            <w:pPr>
+              <w:spacing w:after="0" w:line="240" w:lineRule="auto"/>
+              <w:jc w:val="right"/>
+              <w:rPr>
+                <w:rFonts w:ascii="Times New Roman" w:eastAsia="Times New Roman" w:hAnsi="Times New Roman" w:cs="Times New Roman"/>
+                <w:sz w:val="24"/>
+                <w:szCs w:val="24"/>
+              </w:rPr>
+            </w:pPr>
+            <w:r>
+              <w:rPr>
+                <w:rFonts w:ascii="Times New Roman" w:eastAsia="Times New Roman" w:hAnsi="Times New Roman" w:cs="Times New Roman"/>
+                <w:sz w:val="24"/>
+                <w:szCs w:val="24"/>
+              </w:rPr>
+              <w:t> </w:t>
+            </w:r>
+          </w:p>
+        </w:tc>
+        <w:tc>
+          <w:tcPr>
+            <w:tcW w:w="1277" w:type="pct"/>
+            <w:tcBorders>
+              <w:top w:val="nil"/>
+              <w:left w:val="nil"/>
+              <w:bottom w:val="single" w:sz="4" w:space="0" w:color="auto"/>
+              <w:right w:val="single" w:sz="4" w:space="0" w:color="auto"/>
+            </w:tcBorders>
+            <w:noWrap/>
+            <w:vAlign w:val="center"/>
+            <w:hideMark/>
+          </w:tcPr>
+          <w:p>
+            <w:pPr>
+              <w:spacing w:after="0" w:line="240" w:lineRule="auto"/>
+              <w:jc w:val="right"/>
+              <w:rPr>
+                <w:rFonts w:ascii="Times New Roman" w:eastAsia="Times New Roman" w:hAnsi="Times New Roman" w:cs="Times New Roman"/>
+                <w:sz w:val="24"/>
+                <w:szCs w:val="24"/>
+              </w:rPr>
+            </w:pPr>
+            <w:r>
+              <w:rPr>
+                <w:rFonts w:ascii="Times New Roman" w:eastAsia="Times New Roman" w:hAnsi="Times New Roman" w:cs="Times New Roman"/>
+                <w:sz w:val="24"/>
+                <w:szCs w:val="24"/>
+              </w:rPr>
+              <w:t> </w:t>
+            </w:r>
+          </w:p>
+        </w:tc>
+      </w:tr>
+      <w:tr>
+        <w:trPr>
+          <w:trHeight w:val="312"/>
+        </w:trPr>
+        <w:tc>
+          <w:tcPr>
+            <w:tcW w:w="415" w:type="pct"/>
+            <w:tcBorders>
+              <w:top w:val="nil"/>
+              <w:left w:val="single" w:sz="4" w:space="0" w:color="auto"/>
+              <w:bottom w:val="single" w:sz="4" w:space="0" w:color="auto"/>
+              <w:right w:val="single" w:sz="4" w:space="0" w:color="auto"/>
+            </w:tcBorders>
+            <w:noWrap/>
+            <w:vAlign w:val="center"/>
+            <w:hideMark/>
+          </w:tcPr>
+          <w:p>
+            <w:pPr>
+              <w:spacing w:after="0" w:line="240" w:lineRule="auto"/>
+              <w:jc w:val="center"/>
+              <w:rPr>
+                <w:rFonts w:ascii="Times New Roman" w:eastAsia="Times New Roman" w:hAnsi="Times New Roman" w:cs="Times New Roman"/>
+                <w:sz w:val="24"/>
+                <w:szCs w:val="24"/>
+              </w:rPr>
+            </w:pPr>
+            <w:r>
+              <w:rPr>
+                <w:rFonts w:ascii="Times New Roman" w:eastAsia="Times New Roman" w:hAnsi="Times New Roman" w:cs="Times New Roman"/>
+                <w:sz w:val="24"/>
+                <w:szCs w:val="24"/>
+              </w:rPr>
+              <w:t>[STT]</w:t>
+            </w:r>
+          </w:p>
+        </w:tc>
+        <w:tc>
+          <w:tcPr>
+            <w:tcW w:w="1325" w:type="pct"/>
+            <w:tcBorders>
+              <w:top w:val="nil"/>
+              <w:left w:val="nil"/>
+              <w:bottom w:val="single" w:sz="4" w:space="0" w:color="auto"/>
+              <w:right w:val="single" w:sz="4" w:space="0" w:color="auto"/>
+            </w:tcBorders>
+            <w:noWrap/>
+            <w:vAlign w:val="center"/>
+            <w:hideMark/>
+          </w:tcPr>
+          <w:p>
+            <w:pPr>
+              <w:spacing w:after="0" w:line="240" w:lineRule="auto"/>
+              <w:rPr>
+                <w:rFonts w:ascii="Times New Roman" w:eastAsia="Times New Roman" w:hAnsi="Times New Roman" w:cs="Times New Roman"/>
+                <w:sz w:val="24"/>
+                <w:szCs w:val="24"/>
+              </w:rPr>
+            </w:pPr>
+            <w:r>
+              <w:rPr>
+                <w:rFonts w:ascii="Times New Roman" w:eastAsia="Times New Roman" w:hAnsi="Times New Roman" w:cs="Times New Roman"/>
+                <w:sz w:val="24"/>
+                <w:szCs w:val="24"/>
+              </w:rPr>
+              <w:t>[Hạng mục]</w:t>
+            </w:r>
+          </w:p>
+        </w:tc>
+        <w:tc>
+          <w:tcPr>
+            <w:tcW w:w="590" w:type="pct"/>
+            <w:tcBorders>
+              <w:top w:val="nil"/>
+              <w:left w:val="nil"/>
+              <w:bottom w:val="single" w:sz="4" w:space="0" w:color="auto"/>
+              <w:right w:val="single" w:sz="4" w:space="0" w:color="auto"/>
+            </w:tcBorders>
+            <w:noWrap/>
+            <w:vAlign w:val="center"/>
+            <w:hideMark/>
+          </w:tcPr>
+          <w:p>
+            <w:pPr>
+              <w:spacing w:after="0" w:line="240" w:lineRule="auto"/>
+              <w:jc w:val="center"/>
+              <w:rPr>
+                <w:rFonts w:ascii="Times New Roman" w:eastAsia="Times New Roman" w:hAnsi="Times New Roman" w:cs="Times New Roman"/>
+                <w:sz w:val="24"/>
+                <w:szCs w:val="24"/>
+              </w:rPr>
+            </w:pPr>
+            <w:r>
+              <w:rPr>
+                <w:rFonts w:ascii="Times New Roman" w:eastAsia="Times New Roman" w:hAnsi="Times New Roman" w:cs="Times New Roman"/>
+                <w:sz w:val="24"/>
+                <w:szCs w:val="24"/>
+              </w:rPr>
+              <w:t>[ĐVT]</w:t>
+            </w:r>
+          </w:p>
+        </w:tc>
+        <w:tc>
+          <w:tcPr>
+            <w:tcW w:w="746" w:type="pct"/>
+            <w:tcBorders>
+              <w:top w:val="nil"/>
+              <w:left w:val="nil"/>
+              <w:bottom w:val="single" w:sz="4" w:space="0" w:color="auto"/>
+              <w:right w:val="single" w:sz="4" w:space="0" w:color="auto"/>
+            </w:tcBorders>
+            <w:noWrap/>
+            <w:vAlign w:val="center"/>
+            <w:hideMark/>
+          </w:tcPr>
+          <w:p>
+            <w:pPr>
+              <w:spacing w:after="0" w:line="240" w:lineRule="auto"/>
+              <w:jc w:val="right"/>
+              <w:rPr>
+                <w:rFonts w:ascii="Times New Roman" w:eastAsia="Times New Roman" w:hAnsi="Times New Roman" w:cs="Times New Roman"/>
+                <w:sz w:val="24"/>
+                <w:szCs w:val="24"/>
+              </w:rPr>
+            </w:pPr>
+            <w:r>
+              <w:rPr>
+                <w:rFonts w:ascii="Times New Roman" w:eastAsia="Times New Roman" w:hAnsi="Times New Roman" w:cs="Times New Roman"/>
+                <w:sz w:val="24"/>
+                <w:szCs w:val="24"/>
+              </w:rPr>
+              <w:t>[Đơn giá]</w:t>
+            </w:r>
+          </w:p>
+        </w:tc>
+        <w:tc>
+          <w:tcPr>
+            <w:tcW w:w="647" w:type="pct"/>
+            <w:tcBorders>
+              <w:top w:val="nil"/>
+              <w:left w:val="nil"/>
+              <w:bottom w:val="single" w:sz="4" w:space="0" w:color="auto"/>
+              <w:right w:val="single" w:sz="4" w:space="0" w:color="auto"/>
+            </w:tcBorders>
+            <w:noWrap/>
+            <w:vAlign w:val="center"/>
+            <w:hideMark/>
+          </w:tcPr>
+          <w:p>
+            <w:pPr>
+              <w:spacing w:after="0" w:line="240" w:lineRule="auto"/>
+              <w:jc w:val="right"/>
+              <w:rPr>
+                <w:rFonts w:ascii="Times New Roman" w:eastAsia="Times New Roman" w:hAnsi="Times New Roman" w:cs="Times New Roman"/>
+                <w:sz w:val="24"/>
+                <w:szCs w:val="24"/>
+              </w:rPr>
+            </w:pPr>
+            <w:r>
+              <w:rPr>
+                <w:rFonts w:ascii="Times New Roman" w:eastAsia="Times New Roman" w:hAnsi="Times New Roman" w:cs="Times New Roman"/>
+                <w:sz w:val="24"/>
+                <w:szCs w:val="24"/>
+              </w:rPr>
+              <w:t>[Số lượng]</w:t>
+            </w:r>
+          </w:p>
+        </w:tc>
+        <w:tc>
+          <w:tcPr>
+            <w:tcW w:w="1277" w:type="pct"/>
+            <w:tcBorders>
+              <w:top w:val="nil"/>
+              <w:left w:val="nil"/>
+              <w:bottom w:val="single" w:sz="4" w:space="0" w:color="auto"/>
+              <w:right w:val="single" w:sz="4" w:space="0" w:color="auto"/>
+            </w:tcBorders>
+            <w:noWrap/>
+            <w:vAlign w:val="center"/>
+            <w:hideMark/>
+          </w:tcPr>
+          <w:p>
+            <w:pPr>
+              <w:spacing w:after="0" w:line="240" w:lineRule="auto"/>
+              <w:jc w:val="right"/>
+              <w:rPr>
+                <w:rFonts w:ascii="Times New Roman" w:eastAsia="Times New Roman" w:hAnsi="Times New Roman" w:cs="Times New Roman"/>
+                <w:sz w:val="24"/>
+                <w:szCs w:val="24"/>
+              </w:rPr>
+            </w:pPr>
+            <w:r>
+              <w:rPr>
+                <w:rFonts w:ascii="Times New Roman" w:eastAsia="Times New Roman" w:hAnsi="Times New Roman" w:cs="Times New Roman"/>
+                <w:sz w:val="24"/>
+                <w:szCs w:val="24"/>
+              </w:rPr>
+              <w:t>[Thành tiền]</w:t>
+            </w:r>
+          </w:p>
+        </w:tc>
+      </w:tr>
+      <w:tr>
+        <w:trPr>
+          <w:trHeight w:val="312"/>
+        </w:trPr>
+        <w:tc>
+          <w:tcPr>
+            <w:tcW w:w="415" w:type="pct"/>
+            <w:tcBorders>
+              <w:top w:val="nil"/>
+              <w:left w:val="single" w:sz="4" w:space="0" w:color="auto"/>
+              <w:bottom w:val="single" w:sz="4" w:space="0" w:color="auto"/>
+              <w:right w:val="single" w:sz="4" w:space="0" w:color="auto"/>
+            </w:tcBorders>
+            <w:noWrap/>
+            <w:vAlign w:val="center"/>
+            <w:hideMark/>
+          </w:tcPr>
+          <w:p>
+            <w:pPr>
+              <w:spacing w:after="0" w:line="240" w:lineRule="auto"/>
+              <w:jc w:val="center"/>
+              <w:rPr>
+                <w:rFonts w:ascii="Times New Roman" w:eastAsia="Times New Roman" w:hAnsi="Times New Roman" w:cs="Times New Roman"/>
+                <w:sz w:val="24"/>
+                <w:szCs w:val="24"/>
+              </w:rPr>
+            </w:pPr>
+            <w:r>
+              <w:rPr>
+                <w:rFonts w:ascii="Times New Roman" w:eastAsia="Times New Roman" w:hAnsi="Times New Roman" w:cs="Times New Roman"/>
+                <w:sz w:val="24"/>
+                <w:szCs w:val="24"/>
+              </w:rPr>
+              <w:t>[/PA_DOANHTHU]</w:t>
+            </w:r>
+          </w:p>
+        </w:tc>
+        <w:tc>
+          <w:tcPr>
+            <w:tcW w:w="1325" w:type="pct"/>
+            <w:tcBorders>
+              <w:top w:val="nil"/>
+              <w:left w:val="nil"/>
+              <w:bottom w:val="single" w:sz="4" w:space="0" w:color="auto"/>
+              <w:right w:val="single" w:sz="4" w:space="0" w:color="auto"/>
+            </w:tcBorders>
+            <w:noWrap/>
+            <w:vAlign w:val="center"/>
+            <w:hideMark/>
+          </w:tcPr>
+          <w:p>
+            <w:pPr>
+              <w:spacing w:after="0" w:line="240" w:lineRule="auto"/>
+              <w:rPr>
+                <w:rFonts w:ascii="Times New Roman" w:eastAsia="Times New Roman" w:hAnsi="Times New Roman" w:cs="Times New Roman"/>
+                <w:sz w:val="24"/>
+                <w:szCs w:val="24"/>
+              </w:rPr>
+            </w:pPr>
+            <w:r>
+              <w:rPr>
+                <w:rFonts w:ascii="Times New Roman" w:eastAsia="Times New Roman" w:hAnsi="Times New Roman" w:cs="Times New Roman"/>
+                <w:sz w:val="24"/>
+                <w:szCs w:val="24"/>
+              </w:rPr>
+              <w:t> </w:t>
+            </w:r>
+          </w:p>
+        </w:tc>
+        <w:tc>
+          <w:tcPr>
+            <w:tcW w:w="590" w:type="pct"/>
+            <w:tcBorders>
+              <w:top w:val="nil"/>
+              <w:left w:val="nil"/>
+              <w:bottom w:val="single" w:sz="4" w:space="0" w:color="auto"/>
+              <w:right w:val="single" w:sz="4" w:space="0" w:color="auto"/>
+            </w:tcBorders>
+            <w:noWrap/>
+            <w:vAlign w:val="center"/>
+            <w:hideMark/>
+          </w:tcPr>
+          <w:p>
+            <w:pPr>
+              <w:spacing w:after="0" w:line="240" w:lineRule="auto"/>
+              <w:jc w:val="center"/>
+              <w:rPr>
+                <w:rFonts w:ascii="Times New Roman" w:eastAsia="Times New Roman" w:hAnsi="Times New Roman" w:cs="Times New Roman"/>
+                <w:sz w:val="24"/>
+                <w:szCs w:val="24"/>
+              </w:rPr>
+            </w:pPr>
+          </w:p>
+        </w:tc>
+        <w:tc>
+          <w:tcPr>
+            <w:tcW w:w="746" w:type="pct"/>
+            <w:tcBorders>
+              <w:top w:val="nil"/>
+              <w:left w:val="nil"/>
+              <w:bottom w:val="single" w:sz="4" w:space="0" w:color="auto"/>
+              <w:right w:val="single" w:sz="4" w:space="0" w:color="auto"/>
+            </w:tcBorders>
+            <w:noWrap/>
+            <w:vAlign w:val="center"/>
+            <w:hideMark/>
+          </w:tcPr>
+          <w:p>
+            <w:pPr>
+              <w:spacing w:after="0" w:line="240" w:lineRule="auto"/>
+              <w:jc w:val="right"/>
+              <w:rPr>
+                <w:rFonts w:ascii="Times New Roman" w:eastAsia="Times New Roman" w:hAnsi="Times New Roman" w:cs="Times New Roman"/>
+                <w:sz w:val="24"/>
+                <w:szCs w:val="24"/>
+              </w:rPr>
+            </w:pPr>
+            <w:r>
+              <w:rPr>
+                <w:rFonts w:ascii="Times New Roman" w:eastAsia="Times New Roman" w:hAnsi="Times New Roman" w:cs="Times New Roman"/>
+                <w:sz w:val="24"/>
+                <w:szCs w:val="24"/>
+              </w:rPr>
+              <w:t> </w:t>
+            </w:r>
+          </w:p>
+        </w:tc>
+        <w:tc>
+          <w:tcPr>
+            <w:tcW w:w="647" w:type="pct"/>
+            <w:tcBorders>
+              <w:top w:val="nil"/>
+              <w:left w:val="nil"/>
+              <w:bottom w:val="single" w:sz="4" w:space="0" w:color="auto"/>
+              <w:right w:val="single" w:sz="4" w:space="0" w:color="auto"/>
+            </w:tcBorders>
+            <w:noWrap/>
+            <w:vAlign w:val="center"/>
+            <w:hideMark/>
+          </w:tcPr>
+          <w:p>
+            <w:pPr>
+              <w:spacing w:after="0" w:line="240" w:lineRule="auto"/>
+              <w:jc w:val="right"/>
+              <w:rPr>
+                <w:rFonts w:ascii="Times New Roman" w:eastAsia="Times New Roman" w:hAnsi="Times New Roman" w:cs="Times New Roman"/>
+                <w:sz w:val="24"/>
+                <w:szCs w:val="24"/>
+              </w:rPr>
+            </w:pPr>
+            <w:r>
+              <w:rPr>
+                <w:rFonts w:ascii="Times New Roman" w:eastAsia="Times New Roman" w:hAnsi="Times New Roman" w:cs="Times New Roman"/>
+                <w:sz w:val="24"/>
+                <w:szCs w:val="24"/>
+              </w:rPr>
+              <w:t> </w:t>
+            </w:r>
+          </w:p>
+        </w:tc>
+        <w:tc>
+          <w:tcPr>
+            <w:tcW w:w="1277" w:type="pct"/>
+            <w:tcBorders>
+              <w:top w:val="nil"/>
+              <w:left w:val="nil"/>
+              <w:bottom w:val="single" w:sz="4" w:space="0" w:color="auto"/>
+              <w:right w:val="single" w:sz="4" w:space="0" w:color="auto"/>
+            </w:tcBorders>
+            <w:noWrap/>
+            <w:vAlign w:val="center"/>
+            <w:hideMark/>
+          </w:tcPr>
+          <w:p>
+            <w:pPr>
+              <w:spacing w:after="0" w:line="240" w:lineRule="auto"/>
+              <w:jc w:val="right"/>
+              <w:rPr>
+                <w:rFonts w:ascii="Times New Roman" w:eastAsia="Times New Roman" w:hAnsi="Times New Roman" w:cs="Times New Roman"/>
+                <w:sz w:val="24"/>
+                <w:szCs w:val="24"/>
+              </w:rPr>
+            </w:pPr>
+            <w:r>
+              <w:rPr>
+                <w:rFonts w:ascii="Times New Roman" w:eastAsia="Times New Roman" w:hAnsi="Times New Roman" w:cs="Times New Roman"/>
+                <w:sz w:val="24"/>
+                <w:szCs w:val="24"/>
+              </w:rPr>
+              <w:t> </w:t>
+            </w:r>
+          </w:p>
+        </w:tc>
+      </w:tr>
+      <w:tr>
+        <w:trPr>
+          <w:trHeight w:val="312"/>
+        </w:trPr>
+        <w:tc>
+          <w:tcPr>
+            <w:tcW w:w="415" w:type="pct"/>
+            <w:tcBorders>
+              <w:top w:val="nil"/>
+              <w:left w:val="single" w:sz="4" w:space="0" w:color="auto"/>
+              <w:bottom w:val="single" w:sz="4" w:space="0" w:color="auto"/>
+              <w:right w:val="single" w:sz="4" w:space="0" w:color="auto"/>
+            </w:tcBorders>
+            <w:noWrap/>
+            <w:vAlign w:val="center"/>
+            <w:hideMark/>
+          </w:tcPr>
+          <w:p>
+            <w:pPr>
+              <w:spacing w:after="0" w:line="240" w:lineRule="auto"/>
+              <w:jc w:val="center"/>
+              <w:rPr>
+                <w:rFonts w:ascii="Times New Roman" w:eastAsia="Times New Roman" w:hAnsi="Times New Roman" w:cs="Times New Roman"/>
+                <w:sz w:val="24"/>
+                <w:szCs w:val="24"/>
+              </w:rPr>
+            </w:pPr>
+            <w:r>
+              <w:rPr>
+                <w:rFonts w:ascii="Times New Roman" w:eastAsia="Times New Roman" w:hAnsi="Times New Roman" w:cs="Times New Roman"/>
+                <w:sz w:val="24"/>
+                <w:szCs w:val="24"/>
+              </w:rPr>
+              <w:t>III</w:t>
+            </w:r>
+          </w:p>
+        </w:tc>
+        <w:tc>
+          <w:tcPr>
+            <w:tcW w:w="1325" w:type="pct"/>
+            <w:tcBorders>
+              <w:top w:val="nil"/>
+              <w:left w:val="nil"/>
+              <w:bottom w:val="single" w:sz="4" w:space="0" w:color="auto"/>
+              <w:right w:val="single" w:sz="4" w:space="0" w:color="auto"/>
+            </w:tcBorders>
+            <w:noWrap/>
+            <w:vAlign w:val="center"/>
+            <w:hideMark/>
+          </w:tcPr>
+          <w:p>
+            <w:pPr>
+              <w:spacing w:after="0" w:line="240" w:lineRule="auto"/>
+              <w:rPr>
+                <w:rFonts w:ascii="Times New Roman" w:eastAsia="Times New Roman" w:hAnsi="Times New Roman" w:cs="Times New Roman"/>
+                <w:sz w:val="24"/>
+                <w:szCs w:val="24"/>
+              </w:rPr>
+            </w:pPr>
+            <w:r>
+              <w:rPr>
+                <w:rFonts w:ascii="Times New Roman" w:eastAsia="Times New Roman" w:hAnsi="Times New Roman" w:cs="Times New Roman"/>
+                <w:sz w:val="24"/>
+                <w:szCs w:val="24"/>
+              </w:rPr>
+              <w:t>LÃI(+), LỖ(-)</w:t>
+            </w:r>
+          </w:p>
+        </w:tc>
+        <w:tc>
+          <w:tcPr>
+            <w:tcW w:w="590" w:type="pct"/>
+            <w:tcBorders>
+              <w:top w:val="nil"/>
+              <w:left w:val="nil"/>
+              <w:bottom w:val="single" w:sz="4" w:space="0" w:color="auto"/>
+              <w:right w:val="single" w:sz="4" w:space="0" w:color="auto"/>
+            </w:tcBorders>
+            <w:noWrap/>
+            <w:vAlign w:val="center"/>
+            <w:hideMark/>
+          </w:tcPr>
+          <w:p>
+            <w:pPr>
+              <w:spacing w:after="0" w:line="240" w:lineRule="auto"/>
+              <w:jc w:val="center"/>
+              <w:rPr>
+                <w:rFonts w:ascii="Times New Roman" w:eastAsia="Times New Roman" w:hAnsi="Times New Roman" w:cs="Times New Roman"/>
+                <w:sz w:val="24"/>
+                <w:szCs w:val="24"/>
+              </w:rPr>
+            </w:pPr>
+          </w:p>
+        </w:tc>
+        <w:tc>
+          <w:tcPr>
+            <w:tcW w:w="746" w:type="pct"/>
+            <w:tcBorders>
+              <w:top w:val="nil"/>
+              <w:left w:val="nil"/>
+              <w:bottom w:val="single" w:sz="4" w:space="0" w:color="auto"/>
+              <w:right w:val="single" w:sz="4" w:space="0" w:color="auto"/>
+            </w:tcBorders>
+            <w:noWrap/>
+            <w:vAlign w:val="center"/>
+            <w:hideMark/>
+          </w:tcPr>
+          <w:p>
+            <w:pPr>
+              <w:spacing w:after="0" w:line="240" w:lineRule="auto"/>
+              <w:jc w:val="right"/>
+              <w:rPr>
+                <w:rFonts w:ascii="Times New Roman" w:eastAsia="Times New Roman" w:hAnsi="Times New Roman" w:cs="Times New Roman"/>
+                <w:sz w:val="24"/>
+                <w:szCs w:val="24"/>
+              </w:rPr>
+            </w:pPr>
+            <w:r>
+              <w:rPr>
+                <w:rFonts w:ascii="Times New Roman" w:eastAsia="Times New Roman" w:hAnsi="Times New Roman" w:cs="Times New Roman"/>
+                <w:sz w:val="24"/>
+                <w:szCs w:val="24"/>
+              </w:rPr>
+              <w:t> </w:t>
+            </w:r>
+          </w:p>
+        </w:tc>
+        <w:tc>
+          <w:tcPr>
+            <w:tcW w:w="647" w:type="pct"/>
+            <w:tcBorders>
+              <w:top w:val="nil"/>
+              <w:left w:val="nil"/>
+              <w:bottom w:val="single" w:sz="4" w:space="0" w:color="auto"/>
+              <w:right w:val="single" w:sz="4" w:space="0" w:color="auto"/>
+            </w:tcBorders>
+            <w:noWrap/>
+            <w:vAlign w:val="center"/>
+            <w:hideMark/>
+          </w:tcPr>
+          <w:p>
+            <w:pPr>
+              <w:spacing w:after="0" w:line="240" w:lineRule="auto"/>
+              <w:jc w:val="right"/>
+              <w:rPr>
+                <w:rFonts w:ascii="Times New Roman" w:eastAsia="Times New Roman" w:hAnsi="Times New Roman" w:cs="Times New Roman"/>
+                <w:sz w:val="24"/>
+                <w:szCs w:val="24"/>
+              </w:rPr>
+            </w:pPr>
+            <w:r>
+              <w:rPr>
+                <w:rFonts w:ascii="Times New Roman" w:eastAsia="Times New Roman" w:hAnsi="Times New Roman" w:cs="Times New Roman"/>
+                <w:sz w:val="24"/>
+                <w:szCs w:val="24"/>
+              </w:rPr>
+              <w:t> </w:t>
+            </w:r>
+          </w:p>
+        </w:tc>
+        <w:tc>
+          <w:tcPr>
+            <w:tcW w:w="1277" w:type="pct"/>
+            <w:tcBorders>
+              <w:top w:val="nil"/>
+              <w:left w:val="nil"/>
+              <w:bottom w:val="single" w:sz="4" w:space="0" w:color="auto"/>
+              <w:right w:val="single" w:sz="4" w:space="0" w:color="auto"/>
+            </w:tcBorders>
+            <w:noWrap/>
+            <w:vAlign w:val="center"/>
+            <w:hideMark/>
+          </w:tcPr>
+          <w:p>
+            <w:pPr>
+              <w:spacing w:after="0" w:line="240" w:lineRule="auto"/>
+              <w:jc w:val="right"/>
+              <w:rPr>
+                <w:rFonts w:ascii="Times New Roman" w:eastAsia="Times New Roman" w:hAnsi="Times New Roman" w:cs="Times New Roman"/>
+                <w:sz w:val="24"/>
+                <w:szCs w:val="24"/>
+              </w:rPr>
+            </w:pPr>
+            <w:r>
+              <w:rPr>
+                <w:rFonts w:ascii="Times New Roman" w:eastAsia="Times New Roman" w:hAnsi="Times New Roman" w:cs="Times New Roman"/>
                 <w:sz w:val="24"/>
                 <w:szCs w:val="24"/>
               </w:rPr>
               <w:t>[PA.Lợi nhuận dự kiến]</w:t>
             </w:r>
-          </w:p>
-        </w:tc>
-        <w:tc>
-          <w:tcPr>
-            <w:tcW w:w="112" w:type="pct"/>
-            <w:vAlign w:val="center"/>
-            <w:hideMark/>
-          </w:tcPr>
-          <w:p>
-            <w:pPr>
-              <w:spacing w:after="0" w:line="240" w:lineRule="auto"/>
-              <w:rPr>
-                <w:rFonts w:ascii="Times New Roman" w:eastAsia="Times New Roman" w:hAnsi="Times New Roman" w:cs="Times New Roman"/>
-                <w:sz w:val="20"/>
-                <w:szCs w:val="20"/>
-              </w:rPr>
-            </w:pPr>
           </w:p>
         </w:tc>
       </w:tr>
@@ -5299,7 +5909,6 @@
           <w:szCs w:val="28"/>
           <w:lang w:val="pt-BR"/>
         </w:rPr>
-        <w:lastRenderedPageBreak/>
         <w:t>IV</w:t>
       </w:r>
       <w:r>

--- a/report_assets/KHCN templates/Phương án sử dụng vốn/2268.01E PASDV vay von ngan han hạn mức.docx
+++ b/report_assets/KHCN templates/Phương án sử dụng vốn/2268.01E PASDV vay von ngan han hạn mức.docx
@@ -135,7 +135,7 @@
           </mc:Choice>
           <mc:Fallback>
             <w:pict>
-              <v:line w14:anchorId="53E494EB" id="Straight Connector 28" o:spid="_x0000_s1026" style="position:absolute;z-index:251660288;visibility:visible;mso-wrap-style:square;mso-width-percent:0;mso-height-percent:0;mso-wrap-distance-left:9pt;mso-wrap-distance-top:0;mso-wrap-distance-right:9pt;mso-wrap-distance-bottom:0;mso-position-horizontal:center;mso-position-horizontal-relative:margin;mso-position-vertical:absolute;mso-position-vertical-relative:text;mso-width-percent:0;mso-height-percent:0;mso-width-relative:page;mso-height-relative:page" from="0,2.2pt" to="155.9pt,2.2pt" o:gfxdata="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">
+              <v:line w14:anchorId="5C7068E2" id="Straight Connector 28" o:spid="_x0000_s1026" style="position:absolute;z-index:251660288;visibility:visible;mso-wrap-style:square;mso-width-percent:0;mso-height-percent:0;mso-wrap-distance-left:9pt;mso-wrap-distance-top:0;mso-wrap-distance-right:9pt;mso-wrap-distance-bottom:0;mso-position-horizontal:center;mso-position-horizontal-relative:margin;mso-position-vertical:absolute;mso-position-vertical-relative:text;mso-width-percent:0;mso-height-percent:0;mso-width-relative:page;mso-height-relative:page" from="0,2.2pt" to="155.9pt,2.2pt" o:gfxdata="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">
                 <w10:wrap anchorx="margin"/>
               </v:line>
             </w:pict>
@@ -4979,7 +4979,7 @@
           <w:sz w:val="26"/>
           <w:szCs w:val="28"/>
         </w:rPr>
-        <w:t>[STT] - [Tên TSBĐ] theo Giấy chứng nhận số [Số seri] do [Cơ quan cấp] cấp ngày [Cấp ngày]. Giá trị ước tính: [Tổng giá trị TS] đồng</w:t>
+        <w:t>- [Tên TSBĐ] theo Giấy chứng nhận số [Số seri] do [Cơ quan cấp] cấp ngày [Cấp ngày]. Giá trị ước tính: [Tổng giá trị TS] đồng</w:t>
       </w:r>
     </w:p>
     <w:p>
@@ -5045,7 +5045,7 @@
           <w:sz w:val="26"/>
           <w:szCs w:val="28"/>
         </w:rPr>
-        <w:t>[STT] - [Tên TSBĐ] nhãn hiệu [Nhãn hiệu], Giấy chứng nhận đăng ký số [Giấy đăng ký số] do [Cơ quan cấp] cấp ngày [Cấp ngày]. Giá trị ước tính: [Giá trị tài sản] đồng</w:t>
+        <w:t>- [Tên TSBĐ] nhãn hiệu [Nhãn hiệu], Giấy chứng nhận đăng ký số [Giấy đăng ký số] do [Cơ quan cấp] cấp ngày [Cấp ngày]. Giá trị ước tính: [Giá trị tài sản] đồng</w:t>
       </w:r>
     </w:p>
     <w:p>

--- a/report_assets/KHCN templates/Phương án sử dụng vốn/2268.01E PASDV vay von ngan han hạn mức.docx
+++ b/report_assets/KHCN templates/Phương án sử dụng vốn/2268.01E PASDV vay von ngan han hạn mức.docx
@@ -135,7 +135,7 @@
           </mc:Choice>
           <mc:Fallback>
             <w:pict>
-              <v:line w14:anchorId="5C7068E2" id="Straight Connector 28" o:spid="_x0000_s1026" style="position:absolute;z-index:251660288;visibility:visible;mso-wrap-style:square;mso-width-percent:0;mso-height-percent:0;mso-wrap-distance-left:9pt;mso-wrap-distance-top:0;mso-wrap-distance-right:9pt;mso-wrap-distance-bottom:0;mso-position-horizontal:center;mso-position-horizontal-relative:margin;mso-position-vertical:absolute;mso-position-vertical-relative:text;mso-width-percent:0;mso-height-percent:0;mso-width-relative:page;mso-height-relative:page" from="0,2.2pt" to="155.9pt,2.2pt" o:gfxdata="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">
+              <v:line w14:anchorId="0FA25C61" id="Straight Connector 28" o:spid="_x0000_s1026" style="position:absolute;z-index:251660288;visibility:visible;mso-wrap-style:square;mso-width-percent:0;mso-height-percent:0;mso-wrap-distance-left:9pt;mso-wrap-distance-top:0;mso-wrap-distance-right:9pt;mso-wrap-distance-bottom:0;mso-position-horizontal:center;mso-position-horizontal-relative:margin;mso-position-vertical:absolute;mso-position-vertical-relative:text;mso-width-percent:0;mso-height-percent:0;mso-width-relative:page;mso-height-relative:page" from="0,2.2pt" to="155.9pt,2.2pt" o:gfxdata="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">
                 <w10:wrap anchorx="margin"/>
               </v:line>
             </w:pict>
@@ -2258,7 +2258,42 @@
           <w:szCs w:val="28"/>
           <w:lang w:val="pt-BR"/>
         </w:rPr>
-        <w:t>: Hoa ly có chu kỳ sinh trưởng khoảng 4 tháng, tuy nhiên chúng tôi có chính sách bán hàng trả chậm, gối đầu một phần nên thời gian thu hồi nợ khoảng 5-6 tháng. Vòng quay 02 vòng/năm là phù hợp.</w:t>
+        <w:t xml:space="preserve">: </w:t>
+      </w:r>
+      <w:r>
+        <w:rPr>
+          <w:rFonts w:ascii="Times New Roman" w:eastAsia="Times New Roman" w:hAnsi="Times New Roman" w:cs="Times New Roman"/>
+          <w:sz w:val="26"/>
+          <w:szCs w:val="28"/>
+        </w:rPr>
+        <w:t>[PA.Phân tích vòng quay vốn]</w:t>
+      </w:r>
+      <w:r>
+        <w:rPr>
+          <w:rFonts w:ascii="Times New Roman" w:eastAsia="Times New Roman" w:hAnsi="Times New Roman" w:cs="Times New Roman"/>
+          <w:sz w:val="26"/>
+          <w:szCs w:val="28"/>
+          <w:lang w:val="pt-BR"/>
+        </w:rPr>
+        <w:t xml:space="preserve">. Vòng quay </w:t>
+      </w:r>
+      <w:r>
+        <w:rPr>
+          <w:rFonts w:ascii="Times New Roman" w:eastAsia="Times New Roman" w:hAnsi="Times New Roman" w:cs="Times New Roman"/>
+          <w:sz w:val="26"/>
+          <w:szCs w:val="28"/>
+          <w:lang w:val="pt-BR"/>
+        </w:rPr>
+        <w:t>[PA.Vòng quay vốn]</w:t>
+      </w:r>
+      <w:r>
+        <w:rPr>
+          <w:rFonts w:ascii="Times New Roman" w:eastAsia="Times New Roman" w:hAnsi="Times New Roman" w:cs="Times New Roman"/>
+          <w:sz w:val="26"/>
+          <w:szCs w:val="28"/>
+          <w:lang w:val="pt-BR"/>
+        </w:rPr>
+        <w:t xml:space="preserve"> vòng/năm là phù hợp.</w:t>
       </w:r>
     </w:p>
     <w:p>
@@ -2443,7 +2478,6 @@
           <w:szCs w:val="28"/>
           <w:lang w:val="pt-BR"/>
         </w:rPr>
-        <w:lastRenderedPageBreak/>
         <w:t>+ Giá trị ngày công lao động: [HĐTD.Vốn bằng sức lao động] đồng.</w:t>
       </w:r>
     </w:p>
@@ -2470,6 +2504,7 @@
           <w:szCs w:val="28"/>
           <w:lang w:val="pt-BR"/>
         </w:rPr>
+        <w:lastRenderedPageBreak/>
         <w:t>+</w:t>
       </w:r>
       <w:r>
@@ -3653,6 +3688,14 @@
                 <w:szCs w:val="24"/>
               </w:rPr>
             </w:pPr>
+            <w:r>
+              <w:rPr>
+                <w:rFonts w:ascii="Times New Roman" w:eastAsia="Times New Roman" w:hAnsi="Times New Roman" w:cs="Times New Roman"/>
+                <w:sz w:val="24"/>
+                <w:szCs w:val="24"/>
+              </w:rPr>
+              <w:t>-</w:t>
+            </w:r>
           </w:p>
         </w:tc>
         <w:tc>
@@ -3824,6 +3867,178 @@
                 <w:szCs w:val="24"/>
               </w:rPr>
               <w:t>[PA.Lãi vay NH]</w:t>
+            </w:r>
+          </w:p>
+        </w:tc>
+      </w:tr>
+      <w:tr>
+        <w:trPr>
+          <w:trHeight w:val="312"/>
+        </w:trPr>
+        <w:tc>
+          <w:tcPr>
+            <w:tcW w:w="415" w:type="pct"/>
+            <w:tcBorders>
+              <w:top w:val="nil"/>
+              <w:left w:val="single" w:sz="4" w:space="0" w:color="auto"/>
+              <w:bottom w:val="single" w:sz="4" w:space="0" w:color="auto"/>
+              <w:right w:val="single" w:sz="4" w:space="0" w:color="auto"/>
+            </w:tcBorders>
+            <w:noWrap/>
+            <w:vAlign w:val="center"/>
+          </w:tcPr>
+          <w:p>
+            <w:pPr>
+              <w:spacing w:after="0" w:line="240" w:lineRule="auto"/>
+              <w:jc w:val="center"/>
+              <w:rPr>
+                <w:rFonts w:ascii="Times New Roman" w:eastAsia="Times New Roman" w:hAnsi="Times New Roman" w:cs="Times New Roman"/>
+                <w:sz w:val="24"/>
+                <w:szCs w:val="24"/>
+              </w:rPr>
+            </w:pPr>
+            <w:r>
+              <w:rPr>
+                <w:rFonts w:ascii="Times New Roman" w:eastAsia="Times New Roman" w:hAnsi="Times New Roman" w:cs="Times New Roman"/>
+                <w:sz w:val="24"/>
+                <w:szCs w:val="24"/>
+              </w:rPr>
+              <w:t>-</w:t>
+            </w:r>
+          </w:p>
+        </w:tc>
+        <w:tc>
+          <w:tcPr>
+            <w:tcW w:w="1325" w:type="pct"/>
+            <w:tcBorders>
+              <w:top w:val="nil"/>
+              <w:left w:val="nil"/>
+              <w:bottom w:val="single" w:sz="4" w:space="0" w:color="auto"/>
+              <w:right w:val="single" w:sz="4" w:space="0" w:color="auto"/>
+            </w:tcBorders>
+            <w:noWrap/>
+            <w:vAlign w:val="center"/>
+          </w:tcPr>
+          <w:p>
+            <w:pPr>
+              <w:spacing w:after="0" w:line="240" w:lineRule="auto"/>
+              <w:rPr>
+                <w:rFonts w:ascii="Times New Roman" w:eastAsia="Times New Roman" w:hAnsi="Times New Roman" w:cs="Times New Roman"/>
+                <w:sz w:val="24"/>
+                <w:szCs w:val="24"/>
+              </w:rPr>
+            </w:pPr>
+            <w:r>
+              <w:rPr>
+                <w:rFonts w:ascii="Times New Roman" w:eastAsia="Times New Roman" w:hAnsi="Times New Roman" w:cs="Times New Roman"/>
+                <w:sz w:val="24"/>
+                <w:szCs w:val="24"/>
+              </w:rPr>
+              <w:t>Thuế</w:t>
+            </w:r>
+          </w:p>
+        </w:tc>
+        <w:tc>
+          <w:tcPr>
+            <w:tcW w:w="590" w:type="pct"/>
+            <w:tcBorders>
+              <w:top w:val="nil"/>
+              <w:left w:val="nil"/>
+              <w:bottom w:val="single" w:sz="4" w:space="0" w:color="auto"/>
+              <w:right w:val="single" w:sz="4" w:space="0" w:color="auto"/>
+            </w:tcBorders>
+            <w:noWrap/>
+            <w:vAlign w:val="center"/>
+          </w:tcPr>
+          <w:p>
+            <w:pPr>
+              <w:spacing w:after="0" w:line="240" w:lineRule="auto"/>
+              <w:jc w:val="center"/>
+              <w:rPr>
+                <w:rFonts w:ascii="Times New Roman" w:eastAsia="Times New Roman" w:hAnsi="Times New Roman" w:cs="Times New Roman"/>
+                <w:sz w:val="24"/>
+                <w:szCs w:val="24"/>
+              </w:rPr>
+            </w:pPr>
+          </w:p>
+        </w:tc>
+        <w:tc>
+          <w:tcPr>
+            <w:tcW w:w="746" w:type="pct"/>
+            <w:tcBorders>
+              <w:top w:val="nil"/>
+              <w:left w:val="nil"/>
+              <w:bottom w:val="single" w:sz="4" w:space="0" w:color="auto"/>
+              <w:right w:val="single" w:sz="4" w:space="0" w:color="auto"/>
+            </w:tcBorders>
+            <w:noWrap/>
+            <w:vAlign w:val="center"/>
+          </w:tcPr>
+          <w:p>
+            <w:pPr>
+              <w:spacing w:after="0" w:line="240" w:lineRule="auto"/>
+              <w:jc w:val="right"/>
+              <w:rPr>
+                <w:rFonts w:ascii="Times New Roman" w:eastAsia="Times New Roman" w:hAnsi="Times New Roman" w:cs="Times New Roman"/>
+                <w:sz w:val="24"/>
+                <w:szCs w:val="24"/>
+              </w:rPr>
+            </w:pPr>
+          </w:p>
+        </w:tc>
+        <w:tc>
+          <w:tcPr>
+            <w:tcW w:w="647" w:type="pct"/>
+            <w:tcBorders>
+              <w:top w:val="nil"/>
+              <w:left w:val="nil"/>
+              <w:bottom w:val="single" w:sz="4" w:space="0" w:color="auto"/>
+              <w:right w:val="single" w:sz="4" w:space="0" w:color="auto"/>
+            </w:tcBorders>
+            <w:noWrap/>
+            <w:vAlign w:val="center"/>
+          </w:tcPr>
+          <w:p>
+            <w:pPr>
+              <w:spacing w:after="0" w:line="240" w:lineRule="auto"/>
+              <w:jc w:val="right"/>
+              <w:rPr>
+                <w:rFonts w:ascii="Times New Roman" w:eastAsia="Times New Roman" w:hAnsi="Times New Roman" w:cs="Times New Roman"/>
+                <w:sz w:val="24"/>
+                <w:szCs w:val="24"/>
+              </w:rPr>
+            </w:pPr>
+          </w:p>
+        </w:tc>
+        <w:tc>
+          <w:tcPr>
+            <w:tcW w:w="1277" w:type="pct"/>
+            <w:tcBorders>
+              <w:top w:val="nil"/>
+              <w:left w:val="nil"/>
+              <w:bottom w:val="single" w:sz="4" w:space="0" w:color="auto"/>
+              <w:right w:val="single" w:sz="4" w:space="0" w:color="auto"/>
+            </w:tcBorders>
+            <w:noWrap/>
+            <w:vAlign w:val="center"/>
+          </w:tcPr>
+          <w:p>
+            <w:pPr>
+              <w:spacing w:after="0" w:line="240" w:lineRule="auto"/>
+              <w:jc w:val="right"/>
+              <w:rPr>
+                <w:rFonts w:ascii="Times New Roman" w:eastAsia="Times New Roman" w:hAnsi="Times New Roman" w:cs="Times New Roman"/>
+                <w:sz w:val="24"/>
+                <w:szCs w:val="24"/>
+              </w:rPr>
+            </w:pPr>
+            <w:r>
+              <w:rPr>
+                <w:rFonts w:ascii="Times New Roman" w:eastAsia="Times New Roman" w:hAnsi="Times New Roman" w:cs="Times New Roman"/>
+                <w:sz w:val="24"/>
+                <w:szCs w:val="24"/>
+              </w:rPr>
+              <w:t>[PA.Thuế]</w:t>
             </w:r>
           </w:p>
         </w:tc>
